--- a/5-8 lpa interview ques.docx
+++ b/5-8 lpa interview ques.docx
@@ -64,6 +64,15 @@
         </w:rPr>
         <w:t xml:space="preserve">Arrange array so local minimums come at even indexes </w:t>
       </w:r>
+      <w:r>
+        <w:rPr>
+          <w:rFonts w:ascii="Times New Roman" w:eastAsia="Times New Roman" w:hAnsi="Times New Roman" w:cs="Times New Roman"/>
+          <w:sz w:val="24"/>
+          <w:szCs w:val="24"/>
+          <w:lang w:eastAsia="en-IN"/>
+        </w:rPr>
+        <w:t>--done</w:t>
+      </w:r>
     </w:p>
     <w:p>
       <w:pPr>
@@ -160,6 +169,15 @@
         </w:rPr>
         <w:t xml:space="preserve">Group numbers by sum of digits </w:t>
       </w:r>
+      <w:r>
+        <w:rPr>
+          <w:rFonts w:ascii="Times New Roman" w:eastAsia="Times New Roman" w:hAnsi="Times New Roman" w:cs="Times New Roman"/>
+          <w:sz w:val="24"/>
+          <w:szCs w:val="24"/>
+          <w:lang w:eastAsia="en-IN"/>
+        </w:rPr>
+        <w:t>--done</w:t>
+      </w:r>
     </w:p>
     <w:p>
       <w:pPr>
@@ -256,6 +274,15 @@
         </w:rPr>
         <w:t xml:space="preserve">Find subarray having maximum product and reverse it </w:t>
       </w:r>
+      <w:r>
+        <w:rPr>
+          <w:rFonts w:ascii="Times New Roman" w:eastAsia="Times New Roman" w:hAnsi="Times New Roman" w:cs="Times New Roman"/>
+          <w:sz w:val="24"/>
+          <w:szCs w:val="24"/>
+          <w:lang w:eastAsia="en-IN"/>
+        </w:rPr>
+        <w:t>--done</w:t>
+      </w:r>
     </w:p>
     <w:p>
       <w:pPr>
@@ -299,7 +326,7 @@
           <w:lang w:eastAsia="en-IN"/>
         </w:rPr>
         <w:pict w14:anchorId="5F6A7AA9">
-          <v:rect id="_x0000_i1040" style="width:0;height:1.5pt" o:hralign="center" o:hrstd="t" o:hr="t" fillcolor="#a0a0a0" stroked="f"/>
+          <v:rect id="_x0000_i1025" style="width:0;height:1.5pt" o:hralign="center" o:hrstd="t" o:hr="t" fillcolor="#a0a0a0" stroked="f"/>
         </w:pict>
       </w:r>
     </w:p>
@@ -352,25 +379,14 @@
           <w:lang w:eastAsia="en-IN"/>
         </w:rPr>
       </w:pPr>
-      <w:proofErr w:type="gramStart"/>
-      <w:r>
-        <w:rPr>
-          <w:rFonts w:ascii="Times New Roman" w:eastAsia="Times New Roman" w:hAnsi="Times New Roman" w:cs="Times New Roman"/>
-          <w:sz w:val="24"/>
-          <w:szCs w:val="24"/>
-          <w:lang w:eastAsia="en-IN"/>
-        </w:rPr>
-        <w:t>These start</w:t>
-      </w:r>
-      <w:proofErr w:type="gramEnd"/>
-      <w:r>
-        <w:rPr>
-          <w:rFonts w:ascii="Times New Roman" w:eastAsia="Times New Roman" w:hAnsi="Times New Roman" w:cs="Times New Roman"/>
-          <w:sz w:val="24"/>
-          <w:szCs w:val="24"/>
-          <w:lang w:eastAsia="en-IN"/>
-        </w:rPr>
-        <w:t xml:space="preserve"> requiring a bit more thinking and are commonly seen in aptitude/coding rounds.</w:t>
+      <w:r>
+        <w:rPr>
+          <w:rFonts w:ascii="Times New Roman" w:eastAsia="Times New Roman" w:hAnsi="Times New Roman" w:cs="Times New Roman"/>
+          <w:sz w:val="24"/>
+          <w:szCs w:val="24"/>
+          <w:lang w:eastAsia="en-IN"/>
+        </w:rPr>
+        <w:t>These start requiring a bit more thinking and are commonly seen in aptitude/coding rounds.</w:t>
       </w:r>
     </w:p>
     <w:p>
@@ -631,7 +647,7 @@
           <w:lang w:eastAsia="en-IN"/>
         </w:rPr>
         <w:pict w14:anchorId="12F0A05B">
-          <v:rect id="_x0000_i1041" style="width:0;height:1.5pt" o:hralign="center" o:hrstd="t" o:hr="t" fillcolor="#a0a0a0" stroked="f"/>
+          <v:rect id="_x0000_i1026" style="width:0;height:1.5pt" o:hralign="center" o:hrstd="t" o:hr="t" fillcolor="#a0a0a0" stroked="f"/>
         </w:pict>
       </w:r>
     </w:p>
@@ -791,47 +807,7 @@
           <w:szCs w:val="24"/>
           <w:lang w:eastAsia="en-IN"/>
         </w:rPr>
-        <w:t>Find maximum difference j-</w:t>
-      </w:r>
-      <w:proofErr w:type="spellStart"/>
-      <w:r>
-        <w:rPr>
-          <w:rFonts w:ascii="Times New Roman" w:eastAsia="Times New Roman" w:hAnsi="Times New Roman" w:cs="Times New Roman"/>
-          <w:sz w:val="24"/>
-          <w:szCs w:val="24"/>
-          <w:lang w:eastAsia="en-IN"/>
-        </w:rPr>
-        <w:t>i</w:t>
-      </w:r>
-      <w:proofErr w:type="spellEnd"/>
-      <w:r>
-        <w:rPr>
-          <w:rFonts w:ascii="Times New Roman" w:eastAsia="Times New Roman" w:hAnsi="Times New Roman" w:cs="Times New Roman"/>
-          <w:sz w:val="24"/>
-          <w:szCs w:val="24"/>
-          <w:lang w:eastAsia="en-IN"/>
-        </w:rPr>
-        <w:t xml:space="preserve"> such that a[j] &gt; a[</w:t>
-      </w:r>
-      <w:proofErr w:type="spellStart"/>
-      <w:r>
-        <w:rPr>
-          <w:rFonts w:ascii="Times New Roman" w:eastAsia="Times New Roman" w:hAnsi="Times New Roman" w:cs="Times New Roman"/>
-          <w:sz w:val="24"/>
-          <w:szCs w:val="24"/>
-          <w:lang w:eastAsia="en-IN"/>
-        </w:rPr>
-        <w:t>i</w:t>
-      </w:r>
-      <w:proofErr w:type="spellEnd"/>
-      <w:r>
-        <w:rPr>
-          <w:rFonts w:ascii="Times New Roman" w:eastAsia="Times New Roman" w:hAnsi="Times New Roman" w:cs="Times New Roman"/>
-          <w:sz w:val="24"/>
-          <w:szCs w:val="24"/>
-          <w:lang w:eastAsia="en-IN"/>
-        </w:rPr>
-        <w:t xml:space="preserve">] </w:t>
+        <w:t xml:space="preserve">Find maximum difference j-i such that a[j] &gt; a[i] </w:t>
       </w:r>
     </w:p>
     <w:p>
@@ -972,7 +948,7 @@
           <w:lang w:eastAsia="en-IN"/>
         </w:rPr>
         <w:pict w14:anchorId="3444794F">
-          <v:rect id="_x0000_i1042" style="width:0;height:1.5pt" o:hralign="center" o:hrstd="t" o:hr="t" fillcolor="#a0a0a0" stroked="f"/>
+          <v:rect id="_x0000_i1027" style="width:0;height:1.5pt" o:hralign="center" o:hrstd="t" o:hr="t" fillcolor="#a0a0a0" stroked="f"/>
         </w:pict>
       </w:r>
     </w:p>
@@ -1746,27 +1722,7 @@
           <w:szCs w:val="24"/>
           <w:lang w:eastAsia="en-IN"/>
         </w:rPr>
-        <w:t>Maximum subarray sum (</w:t>
-      </w:r>
-      <w:proofErr w:type="spellStart"/>
-      <w:r>
-        <w:rPr>
-          <w:rFonts w:ascii="Times New Roman" w:eastAsia="Times New Roman" w:hAnsi="Times New Roman" w:cs="Times New Roman"/>
-          <w:sz w:val="24"/>
-          <w:szCs w:val="24"/>
-          <w:lang w:eastAsia="en-IN"/>
-        </w:rPr>
-        <w:t>Kadane</w:t>
-      </w:r>
-      <w:proofErr w:type="spellEnd"/>
-      <w:r>
-        <w:rPr>
-          <w:rFonts w:ascii="Times New Roman" w:eastAsia="Times New Roman" w:hAnsi="Times New Roman" w:cs="Times New Roman"/>
-          <w:sz w:val="24"/>
-          <w:szCs w:val="24"/>
-          <w:lang w:eastAsia="en-IN"/>
-        </w:rPr>
-        <w:t xml:space="preserve">) </w:t>
+        <w:t xml:space="preserve">Maximum subarray sum (Kadane) </w:t>
       </w:r>
     </w:p>
     <w:p>
@@ -2277,27 +2233,7 @@
           <w:szCs w:val="24"/>
           <w:lang w:eastAsia="en-IN"/>
         </w:rPr>
-        <w:t xml:space="preserve">Two Sum using </w:t>
-      </w:r>
-      <w:proofErr w:type="spellStart"/>
-      <w:r>
-        <w:rPr>
-          <w:rFonts w:ascii="Times New Roman" w:eastAsia="Times New Roman" w:hAnsi="Times New Roman" w:cs="Times New Roman"/>
-          <w:sz w:val="24"/>
-          <w:szCs w:val="24"/>
-          <w:lang w:eastAsia="en-IN"/>
-        </w:rPr>
-        <w:t>hashmap</w:t>
-      </w:r>
-      <w:proofErr w:type="spellEnd"/>
-      <w:r>
-        <w:rPr>
-          <w:rFonts w:ascii="Times New Roman" w:eastAsia="Times New Roman" w:hAnsi="Times New Roman" w:cs="Times New Roman"/>
-          <w:sz w:val="24"/>
-          <w:szCs w:val="24"/>
-          <w:lang w:eastAsia="en-IN"/>
-        </w:rPr>
-        <w:t xml:space="preserve"> </w:t>
+        <w:t xml:space="preserve">Two Sum using hashmap </w:t>
       </w:r>
     </w:p>
     <w:p>
@@ -2321,27 +2257,7 @@
           <w:szCs w:val="24"/>
           <w:lang w:eastAsia="en-IN"/>
         </w:rPr>
-        <w:t xml:space="preserve">Find duplicate using </w:t>
-      </w:r>
-      <w:proofErr w:type="spellStart"/>
-      <w:r>
-        <w:rPr>
-          <w:rFonts w:ascii="Times New Roman" w:eastAsia="Times New Roman" w:hAnsi="Times New Roman" w:cs="Times New Roman"/>
-          <w:sz w:val="24"/>
-          <w:szCs w:val="24"/>
-          <w:lang w:eastAsia="en-IN"/>
-        </w:rPr>
-        <w:t>hashmap</w:t>
-      </w:r>
-      <w:proofErr w:type="spellEnd"/>
-      <w:r>
-        <w:rPr>
-          <w:rFonts w:ascii="Times New Roman" w:eastAsia="Times New Roman" w:hAnsi="Times New Roman" w:cs="Times New Roman"/>
-          <w:sz w:val="24"/>
-          <w:szCs w:val="24"/>
-          <w:lang w:eastAsia="en-IN"/>
-        </w:rPr>
-        <w:t xml:space="preserve"> </w:t>
+        <w:t xml:space="preserve">Find duplicate using hashmap </w:t>
       </w:r>
     </w:p>
     <w:p>
@@ -3062,7 +2978,7 @@
           <w:lang w:eastAsia="en-IN"/>
         </w:rPr>
         <w:pict w14:anchorId="4BE82AB8">
-          <v:rect id="_x0000_i1025" style="width:0;height:1.5pt" o:hralign="center" o:hrstd="t" o:hr="t" fillcolor="#a0a0a0" stroked="f"/>
+          <v:rect id="_x0000_i1028" style="width:0;height:1.5pt" o:hralign="center" o:hrstd="t" o:hr="t" fillcolor="#a0a0a0" stroked="f"/>
         </w:pict>
       </w:r>
     </w:p>
@@ -3702,27 +3618,7 @@
           <w:szCs w:val="24"/>
           <w:lang w:eastAsia="en-IN"/>
         </w:rPr>
-        <w:t xml:space="preserve">not </w:t>
-      </w:r>
-      <w:proofErr w:type="spellStart"/>
-      <w:r>
-        <w:rPr>
-          <w:rFonts w:ascii="Times New Roman" w:eastAsia="Times New Roman" w:hAnsi="Times New Roman" w:cs="Times New Roman"/>
-          <w:sz w:val="24"/>
-          <w:szCs w:val="24"/>
-          <w:lang w:eastAsia="en-IN"/>
-        </w:rPr>
-        <w:t>dsa</w:t>
-      </w:r>
-      <w:proofErr w:type="spellEnd"/>
-      <w:r>
-        <w:rPr>
-          <w:rFonts w:ascii="Times New Roman" w:eastAsia="Times New Roman" w:hAnsi="Times New Roman" w:cs="Times New Roman"/>
-          <w:sz w:val="24"/>
-          <w:szCs w:val="24"/>
-          <w:lang w:eastAsia="en-IN"/>
-        </w:rPr>
-        <w:t xml:space="preserve"> without it if company asks</w:t>
+        <w:t>not dsa without it if company asks</w:t>
       </w:r>
     </w:p>
     <w:p>
@@ -3921,49 +3817,7 @@
           <w:szCs w:val="24"/>
           <w:lang w:eastAsia="en-IN"/>
         </w:rPr>
-        <w:t>*</w:t>
-      </w:r>
-      <w:proofErr w:type="spellStart"/>
-      <w:proofErr w:type="gramStart"/>
-      <w:r>
-        <w:rPr>
-          <w:rFonts w:ascii="Times New Roman" w:eastAsia="Times New Roman" w:hAnsi="Times New Roman" w:cs="Times New Roman"/>
-          <w:sz w:val="24"/>
-          <w:szCs w:val="24"/>
-          <w:lang w:eastAsia="en-IN"/>
-        </w:rPr>
-        <w:t>args</w:t>
-      </w:r>
-      <w:proofErr w:type="spellEnd"/>
-      <w:proofErr w:type="gramEnd"/>
-      <w:r>
-        <w:rPr>
-          <w:rFonts w:ascii="Times New Roman" w:eastAsia="Times New Roman" w:hAnsi="Times New Roman" w:cs="Times New Roman"/>
-          <w:sz w:val="24"/>
-          <w:szCs w:val="24"/>
-          <w:lang w:eastAsia="en-IN"/>
-        </w:rPr>
-        <w:t xml:space="preserve"> and **</w:t>
-      </w:r>
-      <w:proofErr w:type="spellStart"/>
-      <w:r>
-        <w:rPr>
-          <w:rFonts w:ascii="Times New Roman" w:eastAsia="Times New Roman" w:hAnsi="Times New Roman" w:cs="Times New Roman"/>
-          <w:sz w:val="24"/>
-          <w:szCs w:val="24"/>
-          <w:lang w:eastAsia="en-IN"/>
-        </w:rPr>
-        <w:t>kwargs</w:t>
-      </w:r>
-      <w:proofErr w:type="spellEnd"/>
-      <w:r>
-        <w:rPr>
-          <w:rFonts w:ascii="Times New Roman" w:eastAsia="Times New Roman" w:hAnsi="Times New Roman" w:cs="Times New Roman"/>
-          <w:sz w:val="24"/>
-          <w:szCs w:val="24"/>
-          <w:lang w:eastAsia="en-IN"/>
-        </w:rPr>
-        <w:t xml:space="preserve"> </w:t>
+        <w:t xml:space="preserve">*args and **kwargs </w:t>
       </w:r>
     </w:p>
     <w:p>
@@ -4104,7 +3958,7 @@
           <w:lang w:eastAsia="en-IN"/>
         </w:rPr>
         <w:pict w14:anchorId="24BBBC06">
-          <v:rect id="_x0000_i1026" style="width:0;height:1.5pt" o:hralign="center" o:hrstd="t" o:hr="t" fillcolor="#a0a0a0" stroked="f"/>
+          <v:rect id="_x0000_i1029" style="width:0;height:1.5pt" o:hralign="center" o:hrstd="t" o:hr="t" fillcolor="#a0a0a0" stroked="f"/>
         </w:pict>
       </w:r>
     </w:p>
@@ -4405,7 +4259,7 @@
           <w:lang w:eastAsia="en-IN"/>
         </w:rPr>
         <w:pict w14:anchorId="5128EA3A">
-          <v:rect id="_x0000_i1027" style="width:0;height:1.5pt" o:hralign="center" o:hrstd="t" o:hr="t" fillcolor="#a0a0a0" stroked="f"/>
+          <v:rect id="_x0000_i1030" style="width:0;height:1.5pt" o:hralign="center" o:hrstd="t" o:hr="t" fillcolor="#a0a0a0" stroked="f"/>
         </w:pict>
       </w:r>
     </w:p>
@@ -4655,25 +4509,14 @@
           <w:lang w:eastAsia="en-IN"/>
         </w:rPr>
       </w:pPr>
-      <w:proofErr w:type="spellStart"/>
-      <w:r>
-        <w:rPr>
-          <w:rFonts w:ascii="Times New Roman" w:eastAsia="Times New Roman" w:hAnsi="Times New Roman" w:cs="Times New Roman"/>
-          <w:sz w:val="24"/>
-          <w:szCs w:val="24"/>
-          <w:lang w:eastAsia="en-IN"/>
-        </w:rPr>
-        <w:t>QuerySet</w:t>
-      </w:r>
-      <w:proofErr w:type="spellEnd"/>
-      <w:r>
-        <w:rPr>
-          <w:rFonts w:ascii="Times New Roman" w:eastAsia="Times New Roman" w:hAnsi="Times New Roman" w:cs="Times New Roman"/>
-          <w:sz w:val="24"/>
-          <w:szCs w:val="24"/>
-          <w:lang w:eastAsia="en-IN"/>
-        </w:rPr>
-        <w:t xml:space="preserve"> </w:t>
+      <w:r>
+        <w:rPr>
+          <w:rFonts w:ascii="Times New Roman" w:eastAsia="Times New Roman" w:hAnsi="Times New Roman" w:cs="Times New Roman"/>
+          <w:sz w:val="24"/>
+          <w:szCs w:val="24"/>
+          <w:lang w:eastAsia="en-IN"/>
+        </w:rPr>
+        <w:t xml:space="preserve">QuerySet </w:t>
       </w:r>
     </w:p>
     <w:p>
@@ -4690,25 +4533,14 @@
           <w:lang w:eastAsia="en-IN"/>
         </w:rPr>
       </w:pPr>
-      <w:proofErr w:type="spellStart"/>
-      <w:r>
-        <w:rPr>
-          <w:rFonts w:ascii="Times New Roman" w:eastAsia="Times New Roman" w:hAnsi="Times New Roman" w:cs="Times New Roman"/>
-          <w:sz w:val="24"/>
-          <w:szCs w:val="24"/>
-          <w:lang w:eastAsia="en-IN"/>
-        </w:rPr>
-        <w:t>ForeignKey</w:t>
-      </w:r>
-      <w:proofErr w:type="spellEnd"/>
-      <w:r>
-        <w:rPr>
-          <w:rFonts w:ascii="Times New Roman" w:eastAsia="Times New Roman" w:hAnsi="Times New Roman" w:cs="Times New Roman"/>
-          <w:sz w:val="24"/>
-          <w:szCs w:val="24"/>
-          <w:lang w:eastAsia="en-IN"/>
-        </w:rPr>
-        <w:t xml:space="preserve"> </w:t>
+      <w:r>
+        <w:rPr>
+          <w:rFonts w:ascii="Times New Roman" w:eastAsia="Times New Roman" w:hAnsi="Times New Roman" w:cs="Times New Roman"/>
+          <w:sz w:val="24"/>
+          <w:szCs w:val="24"/>
+          <w:lang w:eastAsia="en-IN"/>
+        </w:rPr>
+        <w:t xml:space="preserve">ForeignKey </w:t>
       </w:r>
     </w:p>
     <w:p>
@@ -4725,25 +4557,14 @@
           <w:lang w:eastAsia="en-IN"/>
         </w:rPr>
       </w:pPr>
-      <w:proofErr w:type="spellStart"/>
-      <w:r>
-        <w:rPr>
-          <w:rFonts w:ascii="Times New Roman" w:eastAsia="Times New Roman" w:hAnsi="Times New Roman" w:cs="Times New Roman"/>
-          <w:sz w:val="24"/>
-          <w:szCs w:val="24"/>
-          <w:lang w:eastAsia="en-IN"/>
-        </w:rPr>
-        <w:t>ManyToManyField</w:t>
-      </w:r>
-      <w:proofErr w:type="spellEnd"/>
-      <w:r>
-        <w:rPr>
-          <w:rFonts w:ascii="Times New Roman" w:eastAsia="Times New Roman" w:hAnsi="Times New Roman" w:cs="Times New Roman"/>
-          <w:sz w:val="24"/>
-          <w:szCs w:val="24"/>
-          <w:lang w:eastAsia="en-IN"/>
-        </w:rPr>
-        <w:t xml:space="preserve"> </w:t>
+      <w:r>
+        <w:rPr>
+          <w:rFonts w:ascii="Times New Roman" w:eastAsia="Times New Roman" w:hAnsi="Times New Roman" w:cs="Times New Roman"/>
+          <w:sz w:val="24"/>
+          <w:szCs w:val="24"/>
+          <w:lang w:eastAsia="en-IN"/>
+        </w:rPr>
+        <w:t xml:space="preserve">ManyToManyField </w:t>
       </w:r>
     </w:p>
     <w:p>
@@ -4760,25 +4581,14 @@
           <w:lang w:eastAsia="en-IN"/>
         </w:rPr>
       </w:pPr>
-      <w:proofErr w:type="spellStart"/>
-      <w:r>
-        <w:rPr>
-          <w:rFonts w:ascii="Times New Roman" w:eastAsia="Times New Roman" w:hAnsi="Times New Roman" w:cs="Times New Roman"/>
-          <w:sz w:val="24"/>
-          <w:szCs w:val="24"/>
-          <w:lang w:eastAsia="en-IN"/>
-        </w:rPr>
-        <w:t>OneToOneField</w:t>
-      </w:r>
-      <w:proofErr w:type="spellEnd"/>
-      <w:r>
-        <w:rPr>
-          <w:rFonts w:ascii="Times New Roman" w:eastAsia="Times New Roman" w:hAnsi="Times New Roman" w:cs="Times New Roman"/>
-          <w:sz w:val="24"/>
-          <w:szCs w:val="24"/>
-          <w:lang w:eastAsia="en-IN"/>
-        </w:rPr>
-        <w:t xml:space="preserve"> </w:t>
+      <w:r>
+        <w:rPr>
+          <w:rFonts w:ascii="Times New Roman" w:eastAsia="Times New Roman" w:hAnsi="Times New Roman" w:cs="Times New Roman"/>
+          <w:sz w:val="24"/>
+          <w:szCs w:val="24"/>
+          <w:lang w:eastAsia="en-IN"/>
+        </w:rPr>
+        <w:t xml:space="preserve">OneToOneField </w:t>
       </w:r>
     </w:p>
     <w:p>
@@ -4991,7 +4801,7 @@
           <w:lang w:eastAsia="en-IN"/>
         </w:rPr>
         <w:pict w14:anchorId="29AE87D1">
-          <v:rect id="_x0000_i1028" style="width:0;height:1.5pt" o:hralign="center" o:hrstd="t" o:hr="t" fillcolor="#a0a0a0" stroked="f"/>
+          <v:rect id="_x0000_i1031" style="width:0;height:1.5pt" o:hralign="center" o:hrstd="t" o:hr="t" fillcolor="#a0a0a0" stroked="f"/>
         </w:pict>
       </w:r>
     </w:p>
@@ -5096,25 +4906,14 @@
           <w:lang w:eastAsia="en-IN"/>
         </w:rPr>
       </w:pPr>
-      <w:proofErr w:type="spellStart"/>
-      <w:r>
-        <w:rPr>
-          <w:rFonts w:ascii="Times New Roman" w:eastAsia="Times New Roman" w:hAnsi="Times New Roman" w:cs="Times New Roman"/>
-          <w:sz w:val="24"/>
-          <w:szCs w:val="24"/>
-          <w:lang w:eastAsia="en-IN"/>
-        </w:rPr>
-        <w:t>ModelSerializer</w:t>
-      </w:r>
-      <w:proofErr w:type="spellEnd"/>
-      <w:r>
-        <w:rPr>
-          <w:rFonts w:ascii="Times New Roman" w:eastAsia="Times New Roman" w:hAnsi="Times New Roman" w:cs="Times New Roman"/>
-          <w:sz w:val="24"/>
-          <w:szCs w:val="24"/>
-          <w:lang w:eastAsia="en-IN"/>
-        </w:rPr>
-        <w:t xml:space="preserve"> </w:t>
+      <w:r>
+        <w:rPr>
+          <w:rFonts w:ascii="Times New Roman" w:eastAsia="Times New Roman" w:hAnsi="Times New Roman" w:cs="Times New Roman"/>
+          <w:sz w:val="24"/>
+          <w:szCs w:val="24"/>
+          <w:lang w:eastAsia="en-IN"/>
+        </w:rPr>
+        <w:t xml:space="preserve">ModelSerializer </w:t>
       </w:r>
     </w:p>
     <w:p>
@@ -5131,25 +4930,14 @@
           <w:lang w:eastAsia="en-IN"/>
         </w:rPr>
       </w:pPr>
-      <w:proofErr w:type="spellStart"/>
-      <w:r>
-        <w:rPr>
-          <w:rFonts w:ascii="Times New Roman" w:eastAsia="Times New Roman" w:hAnsi="Times New Roman" w:cs="Times New Roman"/>
-          <w:sz w:val="24"/>
-          <w:szCs w:val="24"/>
-          <w:lang w:eastAsia="en-IN"/>
-        </w:rPr>
-        <w:t>APIView</w:t>
-      </w:r>
-      <w:proofErr w:type="spellEnd"/>
-      <w:r>
-        <w:rPr>
-          <w:rFonts w:ascii="Times New Roman" w:eastAsia="Times New Roman" w:hAnsi="Times New Roman" w:cs="Times New Roman"/>
-          <w:sz w:val="24"/>
-          <w:szCs w:val="24"/>
-          <w:lang w:eastAsia="en-IN"/>
-        </w:rPr>
-        <w:t xml:space="preserve"> </w:t>
+      <w:r>
+        <w:rPr>
+          <w:rFonts w:ascii="Times New Roman" w:eastAsia="Times New Roman" w:hAnsi="Times New Roman" w:cs="Times New Roman"/>
+          <w:sz w:val="24"/>
+          <w:szCs w:val="24"/>
+          <w:lang w:eastAsia="en-IN"/>
+        </w:rPr>
+        <w:t xml:space="preserve">APIView </w:t>
       </w:r>
     </w:p>
     <w:p>
@@ -5190,25 +4978,14 @@
           <w:lang w:eastAsia="en-IN"/>
         </w:rPr>
       </w:pPr>
-      <w:proofErr w:type="spellStart"/>
-      <w:r>
-        <w:rPr>
-          <w:rFonts w:ascii="Times New Roman" w:eastAsia="Times New Roman" w:hAnsi="Times New Roman" w:cs="Times New Roman"/>
-          <w:sz w:val="24"/>
-          <w:szCs w:val="24"/>
-          <w:lang w:eastAsia="en-IN"/>
-        </w:rPr>
-        <w:t>ViewSets</w:t>
-      </w:r>
-      <w:proofErr w:type="spellEnd"/>
-      <w:r>
-        <w:rPr>
-          <w:rFonts w:ascii="Times New Roman" w:eastAsia="Times New Roman" w:hAnsi="Times New Roman" w:cs="Times New Roman"/>
-          <w:sz w:val="24"/>
-          <w:szCs w:val="24"/>
-          <w:lang w:eastAsia="en-IN"/>
-        </w:rPr>
-        <w:t xml:space="preserve"> </w:t>
+      <w:r>
+        <w:rPr>
+          <w:rFonts w:ascii="Times New Roman" w:eastAsia="Times New Roman" w:hAnsi="Times New Roman" w:cs="Times New Roman"/>
+          <w:sz w:val="24"/>
+          <w:szCs w:val="24"/>
+          <w:lang w:eastAsia="en-IN"/>
+        </w:rPr>
+        <w:t xml:space="preserve">ViewSets </w:t>
       </w:r>
     </w:p>
     <w:p>
@@ -5325,7 +5102,7 @@
           <w:lang w:eastAsia="en-IN"/>
         </w:rPr>
         <w:pict w14:anchorId="279D211D">
-          <v:rect id="_x0000_i1029" style="width:0;height:1.5pt" o:hralign="center" o:hrstd="t" o:hr="t" fillcolor="#a0a0a0" stroked="f"/>
+          <v:rect id="_x0000_i1032" style="width:0;height:1.5pt" o:hralign="center" o:hrstd="t" o:hr="t" fillcolor="#a0a0a0" stroked="f"/>
         </w:pict>
       </w:r>
     </w:p>
@@ -5454,25 +5231,14 @@
           <w:lang w:eastAsia="en-IN"/>
         </w:rPr>
       </w:pPr>
-      <w:proofErr w:type="spellStart"/>
-      <w:r>
-        <w:rPr>
-          <w:rFonts w:ascii="Times New Roman" w:eastAsia="Times New Roman" w:hAnsi="Times New Roman" w:cs="Times New Roman"/>
-          <w:sz w:val="24"/>
-          <w:szCs w:val="24"/>
-          <w:lang w:eastAsia="en-IN"/>
-        </w:rPr>
-        <w:t>useState</w:t>
-      </w:r>
-      <w:proofErr w:type="spellEnd"/>
-      <w:r>
-        <w:rPr>
-          <w:rFonts w:ascii="Times New Roman" w:eastAsia="Times New Roman" w:hAnsi="Times New Roman" w:cs="Times New Roman"/>
-          <w:sz w:val="24"/>
-          <w:szCs w:val="24"/>
-          <w:lang w:eastAsia="en-IN"/>
-        </w:rPr>
-        <w:t xml:space="preserve"> </w:t>
+      <w:r>
+        <w:rPr>
+          <w:rFonts w:ascii="Times New Roman" w:eastAsia="Times New Roman" w:hAnsi="Times New Roman" w:cs="Times New Roman"/>
+          <w:sz w:val="24"/>
+          <w:szCs w:val="24"/>
+          <w:lang w:eastAsia="en-IN"/>
+        </w:rPr>
+        <w:t xml:space="preserve">useState </w:t>
       </w:r>
     </w:p>
     <w:p>
@@ -5489,25 +5255,14 @@
           <w:lang w:eastAsia="en-IN"/>
         </w:rPr>
       </w:pPr>
-      <w:proofErr w:type="spellStart"/>
-      <w:r>
-        <w:rPr>
-          <w:rFonts w:ascii="Times New Roman" w:eastAsia="Times New Roman" w:hAnsi="Times New Roman" w:cs="Times New Roman"/>
-          <w:sz w:val="24"/>
-          <w:szCs w:val="24"/>
-          <w:lang w:eastAsia="en-IN"/>
-        </w:rPr>
-        <w:t>useEffect</w:t>
-      </w:r>
-      <w:proofErr w:type="spellEnd"/>
-      <w:r>
-        <w:rPr>
-          <w:rFonts w:ascii="Times New Roman" w:eastAsia="Times New Roman" w:hAnsi="Times New Roman" w:cs="Times New Roman"/>
-          <w:sz w:val="24"/>
-          <w:szCs w:val="24"/>
-          <w:lang w:eastAsia="en-IN"/>
-        </w:rPr>
-        <w:t xml:space="preserve"> </w:t>
+      <w:r>
+        <w:rPr>
+          <w:rFonts w:ascii="Times New Roman" w:eastAsia="Times New Roman" w:hAnsi="Times New Roman" w:cs="Times New Roman"/>
+          <w:sz w:val="24"/>
+          <w:szCs w:val="24"/>
+          <w:lang w:eastAsia="en-IN"/>
+        </w:rPr>
+        <w:t xml:space="preserve">useEffect </w:t>
       </w:r>
     </w:p>
     <w:p>
@@ -5649,7 +5404,7 @@
           <w:lang w:eastAsia="en-IN"/>
         </w:rPr>
         <w:pict w14:anchorId="520C1440">
-          <v:rect id="_x0000_i1030" style="width:0;height:1.5pt" o:hralign="center" o:hrstd="t" o:hr="t" fillcolor="#a0a0a0" stroked="f"/>
+          <v:rect id="_x0000_i1033" style="width:0;height:1.5pt" o:hralign="center" o:hrstd="t" o:hr="t" fillcolor="#a0a0a0" stroked="f"/>
         </w:pict>
       </w:r>
     </w:p>
@@ -5950,7 +5705,7 @@
           <w:lang w:eastAsia="en-IN"/>
         </w:rPr>
         <w:pict w14:anchorId="3471B65D">
-          <v:rect id="_x0000_i1031" style="width:0;height:1.5pt" o:hralign="center" o:hrstd="t" o:hr="t" fillcolor="#a0a0a0" stroked="f"/>
+          <v:rect id="_x0000_i1034" style="width:0;height:1.5pt" o:hralign="center" o:hrstd="t" o:hr="t" fillcolor="#a0a0a0" stroked="f"/>
         </w:pict>
       </w:r>
     </w:p>
@@ -6038,27 +5793,7 @@
           <w:szCs w:val="24"/>
           <w:lang w:eastAsia="en-IN"/>
         </w:rPr>
-        <w:t xml:space="preserve">git </w:t>
-      </w:r>
-      <w:proofErr w:type="gramStart"/>
-      <w:r>
-        <w:rPr>
-          <w:rFonts w:ascii="Times New Roman" w:eastAsia="Times New Roman" w:hAnsi="Times New Roman" w:cs="Times New Roman"/>
-          <w:sz w:val="24"/>
-          <w:szCs w:val="24"/>
-          <w:lang w:eastAsia="en-IN"/>
-        </w:rPr>
-        <w:t>pull</w:t>
-      </w:r>
-      <w:proofErr w:type="gramEnd"/>
-      <w:r>
-        <w:rPr>
-          <w:rFonts w:ascii="Times New Roman" w:eastAsia="Times New Roman" w:hAnsi="Times New Roman" w:cs="Times New Roman"/>
-          <w:sz w:val="24"/>
-          <w:szCs w:val="24"/>
-          <w:lang w:eastAsia="en-IN"/>
-        </w:rPr>
-        <w:t xml:space="preserve"> </w:t>
+        <w:t xml:space="preserve">git pull </w:t>
       </w:r>
     </w:p>
     <w:p>
@@ -6130,27 +5865,7 @@
           <w:szCs w:val="24"/>
           <w:lang w:eastAsia="en-IN"/>
         </w:rPr>
-        <w:t xml:space="preserve">git </w:t>
-      </w:r>
-      <w:proofErr w:type="gramStart"/>
-      <w:r>
-        <w:rPr>
-          <w:rFonts w:ascii="Times New Roman" w:eastAsia="Times New Roman" w:hAnsi="Times New Roman" w:cs="Times New Roman"/>
-          <w:sz w:val="24"/>
-          <w:szCs w:val="24"/>
-          <w:lang w:eastAsia="en-IN"/>
-        </w:rPr>
-        <w:t>rebase</w:t>
-      </w:r>
-      <w:proofErr w:type="gramEnd"/>
-      <w:r>
-        <w:rPr>
-          <w:rFonts w:ascii="Times New Roman" w:eastAsia="Times New Roman" w:hAnsi="Times New Roman" w:cs="Times New Roman"/>
-          <w:sz w:val="24"/>
-          <w:szCs w:val="24"/>
-          <w:lang w:eastAsia="en-IN"/>
-        </w:rPr>
-        <w:t xml:space="preserve"> </w:t>
+        <w:t xml:space="preserve">git rebase </w:t>
       </w:r>
     </w:p>
     <w:p>
@@ -6219,7 +5934,7 @@
           <w:lang w:eastAsia="en-IN"/>
         </w:rPr>
         <w:pict w14:anchorId="096DE2D5">
-          <v:rect id="_x0000_i1032" style="width:0;height:1.5pt" o:hralign="center" o:hrstd="t" o:hr="t" fillcolor="#a0a0a0" stroked="f"/>
+          <v:rect id="_x0000_i1035" style="width:0;height:1.5pt" o:hralign="center" o:hrstd="t" o:hr="t" fillcolor="#a0a0a0" stroked="f"/>
         </w:pict>
       </w:r>
     </w:p>
@@ -6613,7 +6328,7 @@
           <w:lang w:eastAsia="en-IN"/>
         </w:rPr>
         <w:pict w14:anchorId="57A3BF13">
-          <v:rect id="_x0000_i1033" style="width:0;height:1.5pt" o:hralign="center" o:hrstd="t" o:hr="t" fillcolor="#a0a0a0" stroked="f"/>
+          <v:rect id="_x0000_i1036" style="width:0;height:1.5pt" o:hralign="center" o:hrstd="t" o:hr="t" fillcolor="#a0a0a0" stroked="f"/>
         </w:pict>
       </w:r>
     </w:p>
@@ -6738,25 +6453,14 @@
           <w:lang w:eastAsia="en-IN"/>
         </w:rPr>
       </w:pPr>
-      <w:proofErr w:type="spellStart"/>
-      <w:r>
-        <w:rPr>
-          <w:rFonts w:ascii="Times New Roman" w:eastAsia="Times New Roman" w:hAnsi="Times New Roman" w:cs="Times New Roman"/>
-          <w:sz w:val="24"/>
-          <w:szCs w:val="24"/>
-          <w:lang w:eastAsia="en-IN"/>
-        </w:rPr>
-        <w:t>ForeignKey</w:t>
-      </w:r>
-      <w:proofErr w:type="spellEnd"/>
-      <w:r>
-        <w:rPr>
-          <w:rFonts w:ascii="Times New Roman" w:eastAsia="Times New Roman" w:hAnsi="Times New Roman" w:cs="Times New Roman"/>
-          <w:sz w:val="24"/>
-          <w:szCs w:val="24"/>
-          <w:lang w:eastAsia="en-IN"/>
-        </w:rPr>
-        <w:t xml:space="preserve"> </w:t>
+      <w:r>
+        <w:rPr>
+          <w:rFonts w:ascii="Times New Roman" w:eastAsia="Times New Roman" w:hAnsi="Times New Roman" w:cs="Times New Roman"/>
+          <w:sz w:val="24"/>
+          <w:szCs w:val="24"/>
+          <w:lang w:eastAsia="en-IN"/>
+        </w:rPr>
+        <w:t xml:space="preserve">ForeignKey </w:t>
       </w:r>
     </w:p>
     <w:p>
@@ -6845,25 +6549,14 @@
           <w:lang w:eastAsia="en-IN"/>
         </w:rPr>
       </w:pPr>
-      <w:proofErr w:type="spellStart"/>
-      <w:r>
-        <w:rPr>
-          <w:rFonts w:ascii="Times New Roman" w:eastAsia="Times New Roman" w:hAnsi="Times New Roman" w:cs="Times New Roman"/>
-          <w:sz w:val="24"/>
-          <w:szCs w:val="24"/>
-          <w:lang w:eastAsia="en-IN"/>
-        </w:rPr>
-        <w:t>APIView</w:t>
-      </w:r>
-      <w:proofErr w:type="spellEnd"/>
-      <w:r>
-        <w:rPr>
-          <w:rFonts w:ascii="Times New Roman" w:eastAsia="Times New Roman" w:hAnsi="Times New Roman" w:cs="Times New Roman"/>
-          <w:sz w:val="24"/>
-          <w:szCs w:val="24"/>
-          <w:lang w:eastAsia="en-IN"/>
-        </w:rPr>
-        <w:t xml:space="preserve"> </w:t>
+      <w:r>
+        <w:rPr>
+          <w:rFonts w:ascii="Times New Roman" w:eastAsia="Times New Roman" w:hAnsi="Times New Roman" w:cs="Times New Roman"/>
+          <w:sz w:val="24"/>
+          <w:szCs w:val="24"/>
+          <w:lang w:eastAsia="en-IN"/>
+        </w:rPr>
+        <w:t xml:space="preserve">APIView </w:t>
       </w:r>
     </w:p>
     <w:p>
@@ -6928,25 +6621,14 @@
           <w:lang w:eastAsia="en-IN"/>
         </w:rPr>
       </w:pPr>
-      <w:proofErr w:type="spellStart"/>
-      <w:r>
-        <w:rPr>
-          <w:rFonts w:ascii="Times New Roman" w:eastAsia="Times New Roman" w:hAnsi="Times New Roman" w:cs="Times New Roman"/>
-          <w:sz w:val="24"/>
-          <w:szCs w:val="24"/>
-          <w:lang w:eastAsia="en-IN"/>
-        </w:rPr>
-        <w:t>useEffect</w:t>
-      </w:r>
-      <w:proofErr w:type="spellEnd"/>
-      <w:r>
-        <w:rPr>
-          <w:rFonts w:ascii="Times New Roman" w:eastAsia="Times New Roman" w:hAnsi="Times New Roman" w:cs="Times New Roman"/>
-          <w:sz w:val="24"/>
-          <w:szCs w:val="24"/>
-          <w:lang w:eastAsia="en-IN"/>
-        </w:rPr>
-        <w:t xml:space="preserve"> </w:t>
+      <w:r>
+        <w:rPr>
+          <w:rFonts w:ascii="Times New Roman" w:eastAsia="Times New Roman" w:hAnsi="Times New Roman" w:cs="Times New Roman"/>
+          <w:sz w:val="24"/>
+          <w:szCs w:val="24"/>
+          <w:lang w:eastAsia="en-IN"/>
+        </w:rPr>
+        <w:t xml:space="preserve">useEffect </w:t>
       </w:r>
     </w:p>
     <w:p>
@@ -7115,138 +6797,27 @@
           <w:szCs w:val="24"/>
           <w:lang w:eastAsia="en-IN"/>
         </w:rPr>
-        <w:t xml:space="preserve">no give me 50 list ques only but not </w:t>
-      </w:r>
-      <w:proofErr w:type="spellStart"/>
-      <w:r>
-        <w:rPr>
-          <w:rFonts w:ascii="Times New Roman" w:eastAsia="Times New Roman" w:hAnsi="Times New Roman" w:cs="Times New Roman"/>
-          <w:sz w:val="24"/>
-          <w:szCs w:val="24"/>
-          <w:lang w:eastAsia="en-IN"/>
-        </w:rPr>
-        <w:t>dsa</w:t>
-      </w:r>
-      <w:proofErr w:type="spellEnd"/>
-      <w:r>
-        <w:rPr>
-          <w:rFonts w:ascii="Times New Roman" w:eastAsia="Times New Roman" w:hAnsi="Times New Roman" w:cs="Times New Roman"/>
-          <w:sz w:val="24"/>
-          <w:szCs w:val="24"/>
-          <w:lang w:eastAsia="en-IN"/>
-        </w:rPr>
-        <w:t xml:space="preserve"> because </w:t>
-      </w:r>
-      <w:proofErr w:type="spellStart"/>
-      <w:r>
-        <w:rPr>
-          <w:rFonts w:ascii="Times New Roman" w:eastAsia="Times New Roman" w:hAnsi="Times New Roman" w:cs="Times New Roman"/>
-          <w:sz w:val="24"/>
-          <w:szCs w:val="24"/>
-          <w:lang w:eastAsia="en-IN"/>
-        </w:rPr>
-        <w:t>i</w:t>
-      </w:r>
-      <w:proofErr w:type="spellEnd"/>
-      <w:r>
-        <w:rPr>
-          <w:rFonts w:ascii="Times New Roman" w:eastAsia="Times New Roman" w:hAnsi="Times New Roman" w:cs="Times New Roman"/>
-          <w:sz w:val="24"/>
-          <w:szCs w:val="24"/>
-          <w:lang w:eastAsia="en-IN"/>
-        </w:rPr>
-        <w:t xml:space="preserve"> have not done yet </w:t>
-      </w:r>
-      <w:proofErr w:type="spellStart"/>
-      <w:r>
-        <w:rPr>
-          <w:rFonts w:ascii="Times New Roman" w:eastAsia="Times New Roman" w:hAnsi="Times New Roman" w:cs="Times New Roman"/>
-          <w:sz w:val="24"/>
-          <w:szCs w:val="24"/>
-          <w:lang w:eastAsia="en-IN"/>
-        </w:rPr>
-        <w:t>youn</w:t>
-      </w:r>
-      <w:proofErr w:type="spellEnd"/>
-      <w:r>
-        <w:rPr>
-          <w:rFonts w:ascii="Times New Roman" w:eastAsia="Times New Roman" w:hAnsi="Times New Roman" w:cs="Times New Roman"/>
-          <w:sz w:val="24"/>
-          <w:szCs w:val="24"/>
-          <w:lang w:eastAsia="en-IN"/>
-        </w:rPr>
-        <w:t xml:space="preserve"> no my level at same level </w:t>
-      </w:r>
-      <w:proofErr w:type="gramStart"/>
-      <w:r>
-        <w:rPr>
-          <w:rFonts w:ascii="Times New Roman" w:eastAsia="Times New Roman" w:hAnsi="Times New Roman" w:cs="Times New Roman"/>
-          <w:sz w:val="24"/>
-          <w:szCs w:val="24"/>
-          <w:lang w:eastAsia="en-IN"/>
-        </w:rPr>
-        <w:t>give</w:t>
-      </w:r>
-      <w:proofErr w:type="gramEnd"/>
-      <w:r>
-        <w:rPr>
-          <w:rFonts w:ascii="Times New Roman" w:eastAsia="Times New Roman" w:hAnsi="Times New Roman" w:cs="Times New Roman"/>
-          <w:sz w:val="24"/>
-          <w:szCs w:val="24"/>
-          <w:lang w:eastAsia="en-IN"/>
-        </w:rPr>
-        <w:t xml:space="preserve"> me ques </w:t>
-      </w:r>
-      <w:proofErr w:type="spellStart"/>
-      <w:r>
-        <w:rPr>
-          <w:rFonts w:ascii="Times New Roman" w:eastAsia="Times New Roman" w:hAnsi="Times New Roman" w:cs="Times New Roman"/>
-          <w:sz w:val="24"/>
-          <w:szCs w:val="24"/>
-          <w:lang w:eastAsia="en-IN"/>
-        </w:rPr>
-        <w:t>chanes</w:t>
-      </w:r>
-      <w:proofErr w:type="spellEnd"/>
-      <w:r>
-        <w:rPr>
-          <w:rFonts w:ascii="Times New Roman" w:eastAsia="Times New Roman" w:hAnsi="Times New Roman" w:cs="Times New Roman"/>
-          <w:sz w:val="24"/>
-          <w:szCs w:val="24"/>
-          <w:lang w:eastAsia="en-IN"/>
-        </w:rPr>
-        <w:t xml:space="preserve"> high or 100% asked ques </w:t>
-      </w:r>
-    </w:p>
-    <w:p>
-      <w:pPr>
-        <w:spacing w:before="100" w:beforeAutospacing="1" w:after="100" w:afterAutospacing="1" w:line="240" w:lineRule="auto"/>
-        <w:rPr>
-          <w:rFonts w:ascii="Times New Roman" w:eastAsia="Times New Roman" w:hAnsi="Times New Roman" w:cs="Times New Roman"/>
-          <w:sz w:val="24"/>
-          <w:szCs w:val="24"/>
-          <w:lang w:eastAsia="en-IN"/>
-        </w:rPr>
-      </w:pPr>
-      <w:proofErr w:type="gramStart"/>
-      <w:r>
-        <w:rPr>
-          <w:rFonts w:ascii="Times New Roman" w:eastAsia="Times New Roman" w:hAnsi="Times New Roman" w:cs="Times New Roman"/>
-          <w:sz w:val="24"/>
-          <w:szCs w:val="24"/>
-          <w:lang w:eastAsia="en-IN"/>
-        </w:rPr>
-        <w:t>YES</w:t>
-      </w:r>
-      <w:proofErr w:type="gramEnd"/>
-      <w:r>
-        <w:rPr>
-          <w:rFonts w:ascii="Times New Roman" w:eastAsia="Times New Roman" w:hAnsi="Times New Roman" w:cs="Times New Roman"/>
-          <w:sz w:val="24"/>
-          <w:szCs w:val="24"/>
-          <w:lang w:eastAsia="en-IN"/>
-        </w:rPr>
-        <w:t xml:space="preserve"> </w:t>
+        <w:t xml:space="preserve">no give me 50 list ques only but not dsa because i have not done yet youn no my level at same level give me ques chanes high or 100% asked ques </w:t>
+      </w:r>
+    </w:p>
+    <w:p>
+      <w:pPr>
+        <w:spacing w:before="100" w:beforeAutospacing="1" w:after="100" w:afterAutospacing="1" w:line="240" w:lineRule="auto"/>
+        <w:rPr>
+          <w:rFonts w:ascii="Times New Roman" w:eastAsia="Times New Roman" w:hAnsi="Times New Roman" w:cs="Times New Roman"/>
+          <w:sz w:val="24"/>
+          <w:szCs w:val="24"/>
+          <w:lang w:eastAsia="en-IN"/>
+        </w:rPr>
+      </w:pPr>
+      <w:r>
+        <w:rPr>
+          <w:rFonts w:ascii="Times New Roman" w:eastAsia="Times New Roman" w:hAnsi="Times New Roman" w:cs="Times New Roman"/>
+          <w:sz w:val="24"/>
+          <w:szCs w:val="24"/>
+          <w:lang w:eastAsia="en-IN"/>
+        </w:rPr>
+        <w:t xml:space="preserve">YES </w:t>
       </w:r>
       <w:r>
         <w:rPr>
@@ -7275,27 +6846,7 @@
           <w:szCs w:val="24"/>
           <w:lang w:eastAsia="en-IN"/>
         </w:rPr>
-        <w:t xml:space="preserve">Based on your current level (arrays, loops, digits, patterns, subarrays, no </w:t>
-      </w:r>
-      <w:proofErr w:type="spellStart"/>
-      <w:r>
-        <w:rPr>
-          <w:rFonts w:ascii="Times New Roman" w:eastAsia="Times New Roman" w:hAnsi="Times New Roman" w:cs="Times New Roman"/>
-          <w:sz w:val="24"/>
-          <w:szCs w:val="24"/>
-          <w:lang w:eastAsia="en-IN"/>
-        </w:rPr>
-        <w:t>hashmap</w:t>
-      </w:r>
-      <w:proofErr w:type="spellEnd"/>
-      <w:r>
-        <w:rPr>
-          <w:rFonts w:ascii="Times New Roman" w:eastAsia="Times New Roman" w:hAnsi="Times New Roman" w:cs="Times New Roman"/>
-          <w:sz w:val="24"/>
-          <w:szCs w:val="24"/>
-          <w:lang w:eastAsia="en-IN"/>
-        </w:rPr>
-        <w:t>/sliding window yet), these are MUCH better for you.</w:t>
+        <w:t>Based on your current level (arrays, loops, digits, patterns, subarrays, no hashmap/sliding window yet), these are MUCH better for you.</w:t>
       </w:r>
     </w:p>
     <w:p>
@@ -7433,7 +6984,7 @@
         </w:rPr>
         <w:lastRenderedPageBreak/>
         <w:pict w14:anchorId="3FE6107F">
-          <v:rect id="_x0000_i1034" style="width:0;height:1.5pt" o:hralign="center" o:hrstd="t" o:hr="t" fillcolor="#a0a0a0" stroked="f"/>
+          <v:rect id="_x0000_i1037" style="width:0;height:1.5pt" o:hralign="center" o:hrstd="t" o:hr="t" fillcolor="#a0a0a0" stroked="f"/>
         </w:pict>
       </w:r>
     </w:p>
@@ -7734,7 +7285,7 @@
           <w:lang w:eastAsia="en-IN"/>
         </w:rPr>
         <w:pict w14:anchorId="7813B4BF">
-          <v:rect id="_x0000_i1035" style="width:0;height:1.5pt" o:hralign="center" o:hrstd="t" o:hr="t" fillcolor="#a0a0a0" stroked="f"/>
+          <v:rect id="_x0000_i1038" style="width:0;height:1.5pt" o:hralign="center" o:hrstd="t" o:hr="t" fillcolor="#a0a0a0" stroked="f"/>
         </w:pict>
       </w:r>
     </w:p>
@@ -7996,7 +7547,7 @@
           <w:lang w:eastAsia="en-IN"/>
         </w:rPr>
         <w:pict w14:anchorId="2709F0B5">
-          <v:rect id="_x0000_i1036" style="width:0;height:1.5pt" o:hralign="center" o:hrstd="t" o:hr="t" fillcolor="#a0a0a0" stroked="f"/>
+          <v:rect id="_x0000_i1039" style="width:0;height:1.5pt" o:hralign="center" o:hrstd="t" o:hr="t" fillcolor="#a0a0a0" stroked="f"/>
         </w:pict>
       </w:r>
     </w:p>
@@ -8045,27 +7596,7 @@
           <w:szCs w:val="24"/>
           <w:lang w:eastAsia="en-IN"/>
         </w:rPr>
-        <w:t xml:space="preserve">Arrange odd indexes greater than </w:t>
-      </w:r>
-      <w:proofErr w:type="spellStart"/>
-      <w:r>
-        <w:rPr>
-          <w:rFonts w:ascii="Times New Roman" w:eastAsia="Times New Roman" w:hAnsi="Times New Roman" w:cs="Times New Roman"/>
-          <w:sz w:val="24"/>
-          <w:szCs w:val="24"/>
-          <w:lang w:eastAsia="en-IN"/>
-        </w:rPr>
-        <w:t>neighbors</w:t>
-      </w:r>
-      <w:proofErr w:type="spellEnd"/>
-      <w:r>
-        <w:rPr>
-          <w:rFonts w:ascii="Times New Roman" w:eastAsia="Times New Roman" w:hAnsi="Times New Roman" w:cs="Times New Roman"/>
-          <w:sz w:val="24"/>
-          <w:szCs w:val="24"/>
-          <w:lang w:eastAsia="en-IN"/>
-        </w:rPr>
-        <w:t xml:space="preserve"> </w:t>
+        <w:t xml:space="preserve">Arrange odd indexes greater than neighbors </w:t>
       </w:r>
     </w:p>
     <w:p>
@@ -8089,27 +7620,7 @@
           <w:szCs w:val="24"/>
           <w:lang w:eastAsia="en-IN"/>
         </w:rPr>
-        <w:t xml:space="preserve">Arrange even indexes smaller than </w:t>
-      </w:r>
-      <w:proofErr w:type="spellStart"/>
-      <w:r>
-        <w:rPr>
-          <w:rFonts w:ascii="Times New Roman" w:eastAsia="Times New Roman" w:hAnsi="Times New Roman" w:cs="Times New Roman"/>
-          <w:sz w:val="24"/>
-          <w:szCs w:val="24"/>
-          <w:lang w:eastAsia="en-IN"/>
-        </w:rPr>
-        <w:t>neighbors</w:t>
-      </w:r>
-      <w:proofErr w:type="spellEnd"/>
-      <w:r>
-        <w:rPr>
-          <w:rFonts w:ascii="Times New Roman" w:eastAsia="Times New Roman" w:hAnsi="Times New Roman" w:cs="Times New Roman"/>
-          <w:sz w:val="24"/>
-          <w:szCs w:val="24"/>
-          <w:lang w:eastAsia="en-IN"/>
-        </w:rPr>
-        <w:t xml:space="preserve"> </w:t>
+        <w:t xml:space="preserve">Arrange even indexes smaller than neighbors </w:t>
       </w:r>
     </w:p>
     <w:p>
@@ -8298,7 +7809,7 @@
           <w:lang w:eastAsia="en-IN"/>
         </w:rPr>
         <w:pict w14:anchorId="43642A31">
-          <v:rect id="_x0000_i1037" style="width:0;height:1.5pt" o:hralign="center" o:hrstd="t" o:hr="t" fillcolor="#a0a0a0" stroked="f"/>
+          <v:rect id="_x0000_i1040" style="width:0;height:1.5pt" o:hralign="center" o:hrstd="t" o:hr="t" fillcolor="#a0a0a0" stroked="f"/>
         </w:pict>
       </w:r>
     </w:p>
@@ -8561,7 +8072,7 @@
           <w:lang w:eastAsia="en-IN"/>
         </w:rPr>
         <w:pict w14:anchorId="74B37CDA">
-          <v:rect id="_x0000_i1038" style="width:0;height:1.5pt" o:hralign="center" o:hrstd="t" o:hr="t" fillcolor="#a0a0a0" stroked="f"/>
+          <v:rect id="_x0000_i1041" style="width:0;height:1.5pt" o:hralign="center" o:hrstd="t" o:hr="t" fillcolor="#a0a0a0" stroked="f"/>
         </w:pict>
       </w:r>
     </w:p>
@@ -8802,27 +8313,7 @@
           <w:szCs w:val="24"/>
           <w:lang w:eastAsia="en-IN"/>
         </w:rPr>
-        <w:t xml:space="preserve">Replace every element with product of </w:t>
-      </w:r>
-      <w:proofErr w:type="spellStart"/>
-      <w:r>
-        <w:rPr>
-          <w:rFonts w:ascii="Times New Roman" w:eastAsia="Times New Roman" w:hAnsi="Times New Roman" w:cs="Times New Roman"/>
-          <w:sz w:val="24"/>
-          <w:szCs w:val="24"/>
-          <w:lang w:eastAsia="en-IN"/>
-        </w:rPr>
-        <w:t>neighbors</w:t>
-      </w:r>
-      <w:proofErr w:type="spellEnd"/>
-      <w:r>
-        <w:rPr>
-          <w:rFonts w:ascii="Times New Roman" w:eastAsia="Times New Roman" w:hAnsi="Times New Roman" w:cs="Times New Roman"/>
-          <w:sz w:val="24"/>
-          <w:szCs w:val="24"/>
-          <w:lang w:eastAsia="en-IN"/>
-        </w:rPr>
-        <w:t xml:space="preserve"> </w:t>
+        <w:t xml:space="preserve">Replace every element with product of neighbors </w:t>
       </w:r>
     </w:p>
     <w:p>
@@ -8843,7 +8334,7 @@
           <w:lang w:eastAsia="en-IN"/>
         </w:rPr>
         <w:pict w14:anchorId="24C9BC58">
-          <v:rect id="_x0000_i1039" style="width:0;height:1.5pt" o:hralign="center" o:hrstd="t" o:hr="t" fillcolor="#a0a0a0" stroked="f"/>
+          <v:rect id="_x0000_i1042" style="width:0;height:1.5pt" o:hralign="center" o:hrstd="t" o:hr="t" fillcolor="#a0a0a0" stroked="f"/>
         </w:pict>
       </w:r>
     </w:p>
@@ -9215,27 +8706,7 @@
           <w:szCs w:val="24"/>
           <w:lang w:eastAsia="en-IN"/>
         </w:rPr>
-        <w:t xml:space="preserve">Product of </w:t>
-      </w:r>
-      <w:proofErr w:type="spellStart"/>
-      <w:r>
-        <w:rPr>
-          <w:rFonts w:ascii="Times New Roman" w:eastAsia="Times New Roman" w:hAnsi="Times New Roman" w:cs="Times New Roman"/>
-          <w:sz w:val="24"/>
-          <w:szCs w:val="24"/>
-          <w:lang w:eastAsia="en-IN"/>
-        </w:rPr>
-        <w:t>neighbors</w:t>
-      </w:r>
-      <w:proofErr w:type="spellEnd"/>
-      <w:r>
-        <w:rPr>
-          <w:rFonts w:ascii="Times New Roman" w:eastAsia="Times New Roman" w:hAnsi="Times New Roman" w:cs="Times New Roman"/>
-          <w:sz w:val="24"/>
-          <w:szCs w:val="24"/>
-          <w:lang w:eastAsia="en-IN"/>
-        </w:rPr>
-        <w:t xml:space="preserve"> </w:t>
+        <w:t xml:space="preserve">Product of neighbors </w:t>
       </w:r>
     </w:p>
     <w:p>

--- a/5-8 lpa interview ques.docx
+++ b/5-8 lpa interview ques.docx
@@ -97,6 +97,15 @@
         </w:rPr>
         <w:t xml:space="preserve">Rotate only the longest increasing subarray </w:t>
       </w:r>
+      <w:r>
+        <w:rPr>
+          <w:rFonts w:ascii="Times New Roman" w:eastAsia="Times New Roman" w:hAnsi="Times New Roman" w:cs="Times New Roman"/>
+          <w:sz w:val="24"/>
+          <w:szCs w:val="24"/>
+          <w:lang w:eastAsia="en-IN"/>
+        </w:rPr>
+        <w:t>--done</w:t>
+      </w:r>
     </w:p>
     <w:p>
       <w:pPr>
@@ -306,6 +315,15 @@
           <w:lang w:eastAsia="en-IN"/>
         </w:rPr>
         <w:t xml:space="preserve">Rotate only elements occurring odd number of times </w:t>
+      </w:r>
+      <w:r>
+        <w:rPr>
+          <w:rFonts w:ascii="Times New Roman" w:eastAsia="Times New Roman" w:hAnsi="Times New Roman" w:cs="Times New Roman"/>
+          <w:sz w:val="24"/>
+          <w:szCs w:val="24"/>
+          <w:lang w:eastAsia="en-IN"/>
+        </w:rPr>
+        <w:t xml:space="preserve"> --done</w:t>
       </w:r>
     </w:p>
     <w:p>
@@ -555,6 +573,15 @@
           <w:lang w:eastAsia="en-IN"/>
         </w:rPr>
         <w:t xml:space="preserve">Find longest consecutive sequence in array </w:t>
+      </w:r>
+      <w:r>
+        <w:rPr>
+          <w:rFonts w:ascii="Times New Roman" w:eastAsia="Times New Roman" w:hAnsi="Times New Roman" w:cs="Times New Roman"/>
+          <w:sz w:val="24"/>
+          <w:szCs w:val="24"/>
+          <w:lang w:eastAsia="en-IN"/>
+        </w:rPr>
+        <w:t>-----------</w:t>
       </w:r>
     </w:p>
     <w:p>

--- a/5-8 lpa interview ques.docx
+++ b/5-8 lpa interview ques.docx
@@ -314,16 +314,36 @@
           <w:szCs w:val="24"/>
           <w:lang w:eastAsia="en-IN"/>
         </w:rPr>
-        <w:t xml:space="preserve">Rotate only elements occurring odd number of times </w:t>
-      </w:r>
-      <w:r>
-        <w:rPr>
-          <w:rFonts w:ascii="Times New Roman" w:eastAsia="Times New Roman" w:hAnsi="Times New Roman" w:cs="Times New Roman"/>
-          <w:sz w:val="24"/>
-          <w:szCs w:val="24"/>
-          <w:lang w:eastAsia="en-IN"/>
-        </w:rPr>
-        <w:t xml:space="preserve"> --done</w:t>
+        <w:t xml:space="preserve">Rotate only elements occurring odd number of </w:t>
+      </w:r>
+      <w:proofErr w:type="gramStart"/>
+      <w:r>
+        <w:rPr>
+          <w:rFonts w:ascii="Times New Roman" w:eastAsia="Times New Roman" w:hAnsi="Times New Roman" w:cs="Times New Roman"/>
+          <w:sz w:val="24"/>
+          <w:szCs w:val="24"/>
+          <w:lang w:eastAsia="en-IN"/>
+        </w:rPr>
+        <w:t xml:space="preserve">times </w:t>
+      </w:r>
+      <w:r>
+        <w:rPr>
+          <w:rFonts w:ascii="Times New Roman" w:eastAsia="Times New Roman" w:hAnsi="Times New Roman" w:cs="Times New Roman"/>
+          <w:sz w:val="24"/>
+          <w:szCs w:val="24"/>
+          <w:lang w:eastAsia="en-IN"/>
+        </w:rPr>
+        <w:t xml:space="preserve"> --</w:t>
+      </w:r>
+      <w:proofErr w:type="gramEnd"/>
+      <w:r>
+        <w:rPr>
+          <w:rFonts w:ascii="Times New Roman" w:eastAsia="Times New Roman" w:hAnsi="Times New Roman" w:cs="Times New Roman"/>
+          <w:sz w:val="24"/>
+          <w:szCs w:val="24"/>
+          <w:lang w:eastAsia="en-IN"/>
+        </w:rPr>
+        <w:t>done</w:t>
       </w:r>
     </w:p>
     <w:p>
@@ -397,14 +417,25 @@
           <w:lang w:eastAsia="en-IN"/>
         </w:rPr>
       </w:pPr>
-      <w:r>
-        <w:rPr>
-          <w:rFonts w:ascii="Times New Roman" w:eastAsia="Times New Roman" w:hAnsi="Times New Roman" w:cs="Times New Roman"/>
-          <w:sz w:val="24"/>
-          <w:szCs w:val="24"/>
-          <w:lang w:eastAsia="en-IN"/>
-        </w:rPr>
-        <w:t>These start requiring a bit more thinking and are commonly seen in aptitude/coding rounds.</w:t>
+      <w:proofErr w:type="gramStart"/>
+      <w:r>
+        <w:rPr>
+          <w:rFonts w:ascii="Times New Roman" w:eastAsia="Times New Roman" w:hAnsi="Times New Roman" w:cs="Times New Roman"/>
+          <w:sz w:val="24"/>
+          <w:szCs w:val="24"/>
+          <w:lang w:eastAsia="en-IN"/>
+        </w:rPr>
+        <w:t>These start</w:t>
+      </w:r>
+      <w:proofErr w:type="gramEnd"/>
+      <w:r>
+        <w:rPr>
+          <w:rFonts w:ascii="Times New Roman" w:eastAsia="Times New Roman" w:hAnsi="Times New Roman" w:cs="Times New Roman"/>
+          <w:sz w:val="24"/>
+          <w:szCs w:val="24"/>
+          <w:lang w:eastAsia="en-IN"/>
+        </w:rPr>
+        <w:t xml:space="preserve"> requiring a bit more thinking and are commonly seen in aptitude/coding rounds.</w:t>
       </w:r>
     </w:p>
     <w:p>
@@ -834,7 +865,47 @@
           <w:szCs w:val="24"/>
           <w:lang w:eastAsia="en-IN"/>
         </w:rPr>
-        <w:t xml:space="preserve">Find maximum difference j-i such that a[j] &gt; a[i] </w:t>
+        <w:t>Find maximum difference j-</w:t>
+      </w:r>
+      <w:proofErr w:type="spellStart"/>
+      <w:r>
+        <w:rPr>
+          <w:rFonts w:ascii="Times New Roman" w:eastAsia="Times New Roman" w:hAnsi="Times New Roman" w:cs="Times New Roman"/>
+          <w:sz w:val="24"/>
+          <w:szCs w:val="24"/>
+          <w:lang w:eastAsia="en-IN"/>
+        </w:rPr>
+        <w:t>i</w:t>
+      </w:r>
+      <w:proofErr w:type="spellEnd"/>
+      <w:r>
+        <w:rPr>
+          <w:rFonts w:ascii="Times New Roman" w:eastAsia="Times New Roman" w:hAnsi="Times New Roman" w:cs="Times New Roman"/>
+          <w:sz w:val="24"/>
+          <w:szCs w:val="24"/>
+          <w:lang w:eastAsia="en-IN"/>
+        </w:rPr>
+        <w:t xml:space="preserve"> such that a[j] &gt; a[</w:t>
+      </w:r>
+      <w:proofErr w:type="spellStart"/>
+      <w:r>
+        <w:rPr>
+          <w:rFonts w:ascii="Times New Roman" w:eastAsia="Times New Roman" w:hAnsi="Times New Roman" w:cs="Times New Roman"/>
+          <w:sz w:val="24"/>
+          <w:szCs w:val="24"/>
+          <w:lang w:eastAsia="en-IN"/>
+        </w:rPr>
+        <w:t>i</w:t>
+      </w:r>
+      <w:proofErr w:type="spellEnd"/>
+      <w:r>
+        <w:rPr>
+          <w:rFonts w:ascii="Times New Roman" w:eastAsia="Times New Roman" w:hAnsi="Times New Roman" w:cs="Times New Roman"/>
+          <w:sz w:val="24"/>
+          <w:szCs w:val="24"/>
+          <w:lang w:eastAsia="en-IN"/>
+        </w:rPr>
+        <w:t xml:space="preserve">] </w:t>
       </w:r>
     </w:p>
     <w:p>
@@ -942,16 +1013,14 @@
         <w:spacing w:before="100" w:beforeAutospacing="1" w:after="100" w:afterAutospacing="1" w:line="240" w:lineRule="auto"/>
         <w:rPr>
           <w:rFonts w:ascii="Times New Roman" w:eastAsia="Times New Roman" w:hAnsi="Times New Roman" w:cs="Times New Roman"/>
-          <w:sz w:val="24"/>
-          <w:szCs w:val="24"/>
-          <w:lang w:eastAsia="en-IN"/>
-        </w:rPr>
-      </w:pPr>
-      <w:r>
-        <w:rPr>
-          <w:rFonts w:ascii="Times New Roman" w:eastAsia="Times New Roman" w:hAnsi="Times New Roman" w:cs="Times New Roman"/>
-          <w:sz w:val="24"/>
-          <w:szCs w:val="24"/>
+          <w:sz w:val="20"/>
+          <w:lang w:eastAsia="en-IN"/>
+        </w:rPr>
+      </w:pPr>
+      <w:r>
+        <w:rPr>
+          <w:rFonts w:ascii="Times New Roman" w:eastAsia="Times New Roman" w:hAnsi="Times New Roman" w:cs="Times New Roman"/>
+          <w:sz w:val="20"/>
           <w:lang w:eastAsia="en-IN"/>
         </w:rPr>
         <w:t xml:space="preserve">Find longest increasing contiguous subarray </w:t>
@@ -1749,7 +1818,27 @@
           <w:szCs w:val="24"/>
           <w:lang w:eastAsia="en-IN"/>
         </w:rPr>
-        <w:t xml:space="preserve">Maximum subarray sum (Kadane) </w:t>
+        <w:t>Maximum subarray sum (</w:t>
+      </w:r>
+      <w:proofErr w:type="spellStart"/>
+      <w:r>
+        <w:rPr>
+          <w:rFonts w:ascii="Times New Roman" w:eastAsia="Times New Roman" w:hAnsi="Times New Roman" w:cs="Times New Roman"/>
+          <w:sz w:val="24"/>
+          <w:szCs w:val="24"/>
+          <w:lang w:eastAsia="en-IN"/>
+        </w:rPr>
+        <w:t>Kadane</w:t>
+      </w:r>
+      <w:proofErr w:type="spellEnd"/>
+      <w:r>
+        <w:rPr>
+          <w:rFonts w:ascii="Times New Roman" w:eastAsia="Times New Roman" w:hAnsi="Times New Roman" w:cs="Times New Roman"/>
+          <w:sz w:val="24"/>
+          <w:szCs w:val="24"/>
+          <w:lang w:eastAsia="en-IN"/>
+        </w:rPr>
+        <w:t xml:space="preserve">) </w:t>
       </w:r>
     </w:p>
     <w:p>
@@ -2260,7 +2349,27 @@
           <w:szCs w:val="24"/>
           <w:lang w:eastAsia="en-IN"/>
         </w:rPr>
-        <w:t xml:space="preserve">Two Sum using hashmap </w:t>
+        <w:t xml:space="preserve">Two Sum using </w:t>
+      </w:r>
+      <w:proofErr w:type="spellStart"/>
+      <w:r>
+        <w:rPr>
+          <w:rFonts w:ascii="Times New Roman" w:eastAsia="Times New Roman" w:hAnsi="Times New Roman" w:cs="Times New Roman"/>
+          <w:sz w:val="24"/>
+          <w:szCs w:val="24"/>
+          <w:lang w:eastAsia="en-IN"/>
+        </w:rPr>
+        <w:t>hashmap</w:t>
+      </w:r>
+      <w:proofErr w:type="spellEnd"/>
+      <w:r>
+        <w:rPr>
+          <w:rFonts w:ascii="Times New Roman" w:eastAsia="Times New Roman" w:hAnsi="Times New Roman" w:cs="Times New Roman"/>
+          <w:sz w:val="24"/>
+          <w:szCs w:val="24"/>
+          <w:lang w:eastAsia="en-IN"/>
+        </w:rPr>
+        <w:t xml:space="preserve"> </w:t>
       </w:r>
     </w:p>
     <w:p>
@@ -2284,7 +2393,27 @@
           <w:szCs w:val="24"/>
           <w:lang w:eastAsia="en-IN"/>
         </w:rPr>
-        <w:t xml:space="preserve">Find duplicate using hashmap </w:t>
+        <w:t xml:space="preserve">Find duplicate using </w:t>
+      </w:r>
+      <w:proofErr w:type="spellStart"/>
+      <w:r>
+        <w:rPr>
+          <w:rFonts w:ascii="Times New Roman" w:eastAsia="Times New Roman" w:hAnsi="Times New Roman" w:cs="Times New Roman"/>
+          <w:sz w:val="24"/>
+          <w:szCs w:val="24"/>
+          <w:lang w:eastAsia="en-IN"/>
+        </w:rPr>
+        <w:t>hashmap</w:t>
+      </w:r>
+      <w:proofErr w:type="spellEnd"/>
+      <w:r>
+        <w:rPr>
+          <w:rFonts w:ascii="Times New Roman" w:eastAsia="Times New Roman" w:hAnsi="Times New Roman" w:cs="Times New Roman"/>
+          <w:sz w:val="24"/>
+          <w:szCs w:val="24"/>
+          <w:lang w:eastAsia="en-IN"/>
+        </w:rPr>
+        <w:t xml:space="preserve"> </w:t>
       </w:r>
     </w:p>
     <w:p>
@@ -3645,7 +3774,27 @@
           <w:szCs w:val="24"/>
           <w:lang w:eastAsia="en-IN"/>
         </w:rPr>
-        <w:t>not dsa without it if company asks</w:t>
+        <w:t xml:space="preserve">not </w:t>
+      </w:r>
+      <w:proofErr w:type="spellStart"/>
+      <w:r>
+        <w:rPr>
+          <w:rFonts w:ascii="Times New Roman" w:eastAsia="Times New Roman" w:hAnsi="Times New Roman" w:cs="Times New Roman"/>
+          <w:sz w:val="24"/>
+          <w:szCs w:val="24"/>
+          <w:lang w:eastAsia="en-IN"/>
+        </w:rPr>
+        <w:t>dsa</w:t>
+      </w:r>
+      <w:proofErr w:type="spellEnd"/>
+      <w:r>
+        <w:rPr>
+          <w:rFonts w:ascii="Times New Roman" w:eastAsia="Times New Roman" w:hAnsi="Times New Roman" w:cs="Times New Roman"/>
+          <w:sz w:val="24"/>
+          <w:szCs w:val="24"/>
+          <w:lang w:eastAsia="en-IN"/>
+        </w:rPr>
+        <w:t xml:space="preserve"> without it if company asks</w:t>
       </w:r>
     </w:p>
     <w:p>
@@ -3844,7 +3993,49 @@
           <w:szCs w:val="24"/>
           <w:lang w:eastAsia="en-IN"/>
         </w:rPr>
-        <w:t xml:space="preserve">*args and **kwargs </w:t>
+        <w:t>*</w:t>
+      </w:r>
+      <w:proofErr w:type="spellStart"/>
+      <w:proofErr w:type="gramStart"/>
+      <w:r>
+        <w:rPr>
+          <w:rFonts w:ascii="Times New Roman" w:eastAsia="Times New Roman" w:hAnsi="Times New Roman" w:cs="Times New Roman"/>
+          <w:sz w:val="24"/>
+          <w:szCs w:val="24"/>
+          <w:lang w:eastAsia="en-IN"/>
+        </w:rPr>
+        <w:t>args</w:t>
+      </w:r>
+      <w:proofErr w:type="spellEnd"/>
+      <w:proofErr w:type="gramEnd"/>
+      <w:r>
+        <w:rPr>
+          <w:rFonts w:ascii="Times New Roman" w:eastAsia="Times New Roman" w:hAnsi="Times New Roman" w:cs="Times New Roman"/>
+          <w:sz w:val="24"/>
+          <w:szCs w:val="24"/>
+          <w:lang w:eastAsia="en-IN"/>
+        </w:rPr>
+        <w:t xml:space="preserve"> and **</w:t>
+      </w:r>
+      <w:proofErr w:type="spellStart"/>
+      <w:r>
+        <w:rPr>
+          <w:rFonts w:ascii="Times New Roman" w:eastAsia="Times New Roman" w:hAnsi="Times New Roman" w:cs="Times New Roman"/>
+          <w:sz w:val="24"/>
+          <w:szCs w:val="24"/>
+          <w:lang w:eastAsia="en-IN"/>
+        </w:rPr>
+        <w:t>kwargs</w:t>
+      </w:r>
+      <w:proofErr w:type="spellEnd"/>
+      <w:r>
+        <w:rPr>
+          <w:rFonts w:ascii="Times New Roman" w:eastAsia="Times New Roman" w:hAnsi="Times New Roman" w:cs="Times New Roman"/>
+          <w:sz w:val="24"/>
+          <w:szCs w:val="24"/>
+          <w:lang w:eastAsia="en-IN"/>
+        </w:rPr>
+        <w:t xml:space="preserve"> </w:t>
       </w:r>
     </w:p>
     <w:p>
@@ -4536,14 +4727,25 @@
           <w:lang w:eastAsia="en-IN"/>
         </w:rPr>
       </w:pPr>
-      <w:r>
-        <w:rPr>
-          <w:rFonts w:ascii="Times New Roman" w:eastAsia="Times New Roman" w:hAnsi="Times New Roman" w:cs="Times New Roman"/>
-          <w:sz w:val="24"/>
-          <w:szCs w:val="24"/>
-          <w:lang w:eastAsia="en-IN"/>
-        </w:rPr>
-        <w:t xml:space="preserve">QuerySet </w:t>
+      <w:proofErr w:type="spellStart"/>
+      <w:r>
+        <w:rPr>
+          <w:rFonts w:ascii="Times New Roman" w:eastAsia="Times New Roman" w:hAnsi="Times New Roman" w:cs="Times New Roman"/>
+          <w:sz w:val="24"/>
+          <w:szCs w:val="24"/>
+          <w:lang w:eastAsia="en-IN"/>
+        </w:rPr>
+        <w:t>QuerySet</w:t>
+      </w:r>
+      <w:proofErr w:type="spellEnd"/>
+      <w:r>
+        <w:rPr>
+          <w:rFonts w:ascii="Times New Roman" w:eastAsia="Times New Roman" w:hAnsi="Times New Roman" w:cs="Times New Roman"/>
+          <w:sz w:val="24"/>
+          <w:szCs w:val="24"/>
+          <w:lang w:eastAsia="en-IN"/>
+        </w:rPr>
+        <w:t xml:space="preserve"> </w:t>
       </w:r>
     </w:p>
     <w:p>
@@ -4560,14 +4762,25 @@
           <w:lang w:eastAsia="en-IN"/>
         </w:rPr>
       </w:pPr>
-      <w:r>
-        <w:rPr>
-          <w:rFonts w:ascii="Times New Roman" w:eastAsia="Times New Roman" w:hAnsi="Times New Roman" w:cs="Times New Roman"/>
-          <w:sz w:val="24"/>
-          <w:szCs w:val="24"/>
-          <w:lang w:eastAsia="en-IN"/>
-        </w:rPr>
-        <w:t xml:space="preserve">ForeignKey </w:t>
+      <w:proofErr w:type="spellStart"/>
+      <w:r>
+        <w:rPr>
+          <w:rFonts w:ascii="Times New Roman" w:eastAsia="Times New Roman" w:hAnsi="Times New Roman" w:cs="Times New Roman"/>
+          <w:sz w:val="24"/>
+          <w:szCs w:val="24"/>
+          <w:lang w:eastAsia="en-IN"/>
+        </w:rPr>
+        <w:t>ForeignKey</w:t>
+      </w:r>
+      <w:proofErr w:type="spellEnd"/>
+      <w:r>
+        <w:rPr>
+          <w:rFonts w:ascii="Times New Roman" w:eastAsia="Times New Roman" w:hAnsi="Times New Roman" w:cs="Times New Roman"/>
+          <w:sz w:val="24"/>
+          <w:szCs w:val="24"/>
+          <w:lang w:eastAsia="en-IN"/>
+        </w:rPr>
+        <w:t xml:space="preserve"> </w:t>
       </w:r>
     </w:p>
     <w:p>
@@ -4584,14 +4797,25 @@
           <w:lang w:eastAsia="en-IN"/>
         </w:rPr>
       </w:pPr>
-      <w:r>
-        <w:rPr>
-          <w:rFonts w:ascii="Times New Roman" w:eastAsia="Times New Roman" w:hAnsi="Times New Roman" w:cs="Times New Roman"/>
-          <w:sz w:val="24"/>
-          <w:szCs w:val="24"/>
-          <w:lang w:eastAsia="en-IN"/>
-        </w:rPr>
-        <w:t xml:space="preserve">ManyToManyField </w:t>
+      <w:proofErr w:type="spellStart"/>
+      <w:r>
+        <w:rPr>
+          <w:rFonts w:ascii="Times New Roman" w:eastAsia="Times New Roman" w:hAnsi="Times New Roman" w:cs="Times New Roman"/>
+          <w:sz w:val="24"/>
+          <w:szCs w:val="24"/>
+          <w:lang w:eastAsia="en-IN"/>
+        </w:rPr>
+        <w:t>ManyToManyField</w:t>
+      </w:r>
+      <w:proofErr w:type="spellEnd"/>
+      <w:r>
+        <w:rPr>
+          <w:rFonts w:ascii="Times New Roman" w:eastAsia="Times New Roman" w:hAnsi="Times New Roman" w:cs="Times New Roman"/>
+          <w:sz w:val="24"/>
+          <w:szCs w:val="24"/>
+          <w:lang w:eastAsia="en-IN"/>
+        </w:rPr>
+        <w:t xml:space="preserve"> </w:t>
       </w:r>
     </w:p>
     <w:p>
@@ -4608,14 +4832,25 @@
           <w:lang w:eastAsia="en-IN"/>
         </w:rPr>
       </w:pPr>
-      <w:r>
-        <w:rPr>
-          <w:rFonts w:ascii="Times New Roman" w:eastAsia="Times New Roman" w:hAnsi="Times New Roman" w:cs="Times New Roman"/>
-          <w:sz w:val="24"/>
-          <w:szCs w:val="24"/>
-          <w:lang w:eastAsia="en-IN"/>
-        </w:rPr>
-        <w:t xml:space="preserve">OneToOneField </w:t>
+      <w:proofErr w:type="spellStart"/>
+      <w:r>
+        <w:rPr>
+          <w:rFonts w:ascii="Times New Roman" w:eastAsia="Times New Roman" w:hAnsi="Times New Roman" w:cs="Times New Roman"/>
+          <w:sz w:val="24"/>
+          <w:szCs w:val="24"/>
+          <w:lang w:eastAsia="en-IN"/>
+        </w:rPr>
+        <w:t>OneToOneField</w:t>
+      </w:r>
+      <w:proofErr w:type="spellEnd"/>
+      <w:r>
+        <w:rPr>
+          <w:rFonts w:ascii="Times New Roman" w:eastAsia="Times New Roman" w:hAnsi="Times New Roman" w:cs="Times New Roman"/>
+          <w:sz w:val="24"/>
+          <w:szCs w:val="24"/>
+          <w:lang w:eastAsia="en-IN"/>
+        </w:rPr>
+        <w:t xml:space="preserve"> </w:t>
       </w:r>
     </w:p>
     <w:p>
@@ -4933,14 +5168,25 @@
           <w:lang w:eastAsia="en-IN"/>
         </w:rPr>
       </w:pPr>
-      <w:r>
-        <w:rPr>
-          <w:rFonts w:ascii="Times New Roman" w:eastAsia="Times New Roman" w:hAnsi="Times New Roman" w:cs="Times New Roman"/>
-          <w:sz w:val="24"/>
-          <w:szCs w:val="24"/>
-          <w:lang w:eastAsia="en-IN"/>
-        </w:rPr>
-        <w:t xml:space="preserve">ModelSerializer </w:t>
+      <w:proofErr w:type="spellStart"/>
+      <w:r>
+        <w:rPr>
+          <w:rFonts w:ascii="Times New Roman" w:eastAsia="Times New Roman" w:hAnsi="Times New Roman" w:cs="Times New Roman"/>
+          <w:sz w:val="24"/>
+          <w:szCs w:val="24"/>
+          <w:lang w:eastAsia="en-IN"/>
+        </w:rPr>
+        <w:t>ModelSerializer</w:t>
+      </w:r>
+      <w:proofErr w:type="spellEnd"/>
+      <w:r>
+        <w:rPr>
+          <w:rFonts w:ascii="Times New Roman" w:eastAsia="Times New Roman" w:hAnsi="Times New Roman" w:cs="Times New Roman"/>
+          <w:sz w:val="24"/>
+          <w:szCs w:val="24"/>
+          <w:lang w:eastAsia="en-IN"/>
+        </w:rPr>
+        <w:t xml:space="preserve"> </w:t>
       </w:r>
     </w:p>
     <w:p>
@@ -4957,14 +5203,25 @@
           <w:lang w:eastAsia="en-IN"/>
         </w:rPr>
       </w:pPr>
-      <w:r>
-        <w:rPr>
-          <w:rFonts w:ascii="Times New Roman" w:eastAsia="Times New Roman" w:hAnsi="Times New Roman" w:cs="Times New Roman"/>
-          <w:sz w:val="24"/>
-          <w:szCs w:val="24"/>
-          <w:lang w:eastAsia="en-IN"/>
-        </w:rPr>
-        <w:t xml:space="preserve">APIView </w:t>
+      <w:proofErr w:type="spellStart"/>
+      <w:r>
+        <w:rPr>
+          <w:rFonts w:ascii="Times New Roman" w:eastAsia="Times New Roman" w:hAnsi="Times New Roman" w:cs="Times New Roman"/>
+          <w:sz w:val="24"/>
+          <w:szCs w:val="24"/>
+          <w:lang w:eastAsia="en-IN"/>
+        </w:rPr>
+        <w:t>APIView</w:t>
+      </w:r>
+      <w:proofErr w:type="spellEnd"/>
+      <w:r>
+        <w:rPr>
+          <w:rFonts w:ascii="Times New Roman" w:eastAsia="Times New Roman" w:hAnsi="Times New Roman" w:cs="Times New Roman"/>
+          <w:sz w:val="24"/>
+          <w:szCs w:val="24"/>
+          <w:lang w:eastAsia="en-IN"/>
+        </w:rPr>
+        <w:t xml:space="preserve"> </w:t>
       </w:r>
     </w:p>
     <w:p>
@@ -5005,14 +5262,25 @@
           <w:lang w:eastAsia="en-IN"/>
         </w:rPr>
       </w:pPr>
-      <w:r>
-        <w:rPr>
-          <w:rFonts w:ascii="Times New Roman" w:eastAsia="Times New Roman" w:hAnsi="Times New Roman" w:cs="Times New Roman"/>
-          <w:sz w:val="24"/>
-          <w:szCs w:val="24"/>
-          <w:lang w:eastAsia="en-IN"/>
-        </w:rPr>
-        <w:t xml:space="preserve">ViewSets </w:t>
+      <w:proofErr w:type="spellStart"/>
+      <w:r>
+        <w:rPr>
+          <w:rFonts w:ascii="Times New Roman" w:eastAsia="Times New Roman" w:hAnsi="Times New Roman" w:cs="Times New Roman"/>
+          <w:sz w:val="24"/>
+          <w:szCs w:val="24"/>
+          <w:lang w:eastAsia="en-IN"/>
+        </w:rPr>
+        <w:t>ViewSets</w:t>
+      </w:r>
+      <w:proofErr w:type="spellEnd"/>
+      <w:r>
+        <w:rPr>
+          <w:rFonts w:ascii="Times New Roman" w:eastAsia="Times New Roman" w:hAnsi="Times New Roman" w:cs="Times New Roman"/>
+          <w:sz w:val="24"/>
+          <w:szCs w:val="24"/>
+          <w:lang w:eastAsia="en-IN"/>
+        </w:rPr>
+        <w:t xml:space="preserve"> </w:t>
       </w:r>
     </w:p>
     <w:p>
@@ -5258,14 +5526,25 @@
           <w:lang w:eastAsia="en-IN"/>
         </w:rPr>
       </w:pPr>
-      <w:r>
-        <w:rPr>
-          <w:rFonts w:ascii="Times New Roman" w:eastAsia="Times New Roman" w:hAnsi="Times New Roman" w:cs="Times New Roman"/>
-          <w:sz w:val="24"/>
-          <w:szCs w:val="24"/>
-          <w:lang w:eastAsia="en-IN"/>
-        </w:rPr>
-        <w:t xml:space="preserve">useState </w:t>
+      <w:proofErr w:type="spellStart"/>
+      <w:r>
+        <w:rPr>
+          <w:rFonts w:ascii="Times New Roman" w:eastAsia="Times New Roman" w:hAnsi="Times New Roman" w:cs="Times New Roman"/>
+          <w:sz w:val="24"/>
+          <w:szCs w:val="24"/>
+          <w:lang w:eastAsia="en-IN"/>
+        </w:rPr>
+        <w:t>useState</w:t>
+      </w:r>
+      <w:proofErr w:type="spellEnd"/>
+      <w:r>
+        <w:rPr>
+          <w:rFonts w:ascii="Times New Roman" w:eastAsia="Times New Roman" w:hAnsi="Times New Roman" w:cs="Times New Roman"/>
+          <w:sz w:val="24"/>
+          <w:szCs w:val="24"/>
+          <w:lang w:eastAsia="en-IN"/>
+        </w:rPr>
+        <w:t xml:space="preserve"> </w:t>
       </w:r>
     </w:p>
     <w:p>
@@ -5282,14 +5561,25 @@
           <w:lang w:eastAsia="en-IN"/>
         </w:rPr>
       </w:pPr>
-      <w:r>
-        <w:rPr>
-          <w:rFonts w:ascii="Times New Roman" w:eastAsia="Times New Roman" w:hAnsi="Times New Roman" w:cs="Times New Roman"/>
-          <w:sz w:val="24"/>
-          <w:szCs w:val="24"/>
-          <w:lang w:eastAsia="en-IN"/>
-        </w:rPr>
-        <w:t xml:space="preserve">useEffect </w:t>
+      <w:proofErr w:type="spellStart"/>
+      <w:r>
+        <w:rPr>
+          <w:rFonts w:ascii="Times New Roman" w:eastAsia="Times New Roman" w:hAnsi="Times New Roman" w:cs="Times New Roman"/>
+          <w:sz w:val="24"/>
+          <w:szCs w:val="24"/>
+          <w:lang w:eastAsia="en-IN"/>
+        </w:rPr>
+        <w:t>useEffect</w:t>
+      </w:r>
+      <w:proofErr w:type="spellEnd"/>
+      <w:r>
+        <w:rPr>
+          <w:rFonts w:ascii="Times New Roman" w:eastAsia="Times New Roman" w:hAnsi="Times New Roman" w:cs="Times New Roman"/>
+          <w:sz w:val="24"/>
+          <w:szCs w:val="24"/>
+          <w:lang w:eastAsia="en-IN"/>
+        </w:rPr>
+        <w:t xml:space="preserve"> </w:t>
       </w:r>
     </w:p>
     <w:p>
@@ -5820,7 +6110,27 @@
           <w:szCs w:val="24"/>
           <w:lang w:eastAsia="en-IN"/>
         </w:rPr>
-        <w:t xml:space="preserve">git pull </w:t>
+        <w:t xml:space="preserve">git </w:t>
+      </w:r>
+      <w:proofErr w:type="gramStart"/>
+      <w:r>
+        <w:rPr>
+          <w:rFonts w:ascii="Times New Roman" w:eastAsia="Times New Roman" w:hAnsi="Times New Roman" w:cs="Times New Roman"/>
+          <w:sz w:val="24"/>
+          <w:szCs w:val="24"/>
+          <w:lang w:eastAsia="en-IN"/>
+        </w:rPr>
+        <w:t>pull</w:t>
+      </w:r>
+      <w:proofErr w:type="gramEnd"/>
+      <w:r>
+        <w:rPr>
+          <w:rFonts w:ascii="Times New Roman" w:eastAsia="Times New Roman" w:hAnsi="Times New Roman" w:cs="Times New Roman"/>
+          <w:sz w:val="24"/>
+          <w:szCs w:val="24"/>
+          <w:lang w:eastAsia="en-IN"/>
+        </w:rPr>
+        <w:t xml:space="preserve"> </w:t>
       </w:r>
     </w:p>
     <w:p>
@@ -5892,7 +6202,27 @@
           <w:szCs w:val="24"/>
           <w:lang w:eastAsia="en-IN"/>
         </w:rPr>
-        <w:t xml:space="preserve">git rebase </w:t>
+        <w:t xml:space="preserve">git </w:t>
+      </w:r>
+      <w:proofErr w:type="gramStart"/>
+      <w:r>
+        <w:rPr>
+          <w:rFonts w:ascii="Times New Roman" w:eastAsia="Times New Roman" w:hAnsi="Times New Roman" w:cs="Times New Roman"/>
+          <w:sz w:val="24"/>
+          <w:szCs w:val="24"/>
+          <w:lang w:eastAsia="en-IN"/>
+        </w:rPr>
+        <w:t>rebase</w:t>
+      </w:r>
+      <w:proofErr w:type="gramEnd"/>
+      <w:r>
+        <w:rPr>
+          <w:rFonts w:ascii="Times New Roman" w:eastAsia="Times New Roman" w:hAnsi="Times New Roman" w:cs="Times New Roman"/>
+          <w:sz w:val="24"/>
+          <w:szCs w:val="24"/>
+          <w:lang w:eastAsia="en-IN"/>
+        </w:rPr>
+        <w:t xml:space="preserve"> </w:t>
       </w:r>
     </w:p>
     <w:p>
@@ -6480,14 +6810,25 @@
           <w:lang w:eastAsia="en-IN"/>
         </w:rPr>
       </w:pPr>
-      <w:r>
-        <w:rPr>
-          <w:rFonts w:ascii="Times New Roman" w:eastAsia="Times New Roman" w:hAnsi="Times New Roman" w:cs="Times New Roman"/>
-          <w:sz w:val="24"/>
-          <w:szCs w:val="24"/>
-          <w:lang w:eastAsia="en-IN"/>
-        </w:rPr>
-        <w:t xml:space="preserve">ForeignKey </w:t>
+      <w:proofErr w:type="spellStart"/>
+      <w:r>
+        <w:rPr>
+          <w:rFonts w:ascii="Times New Roman" w:eastAsia="Times New Roman" w:hAnsi="Times New Roman" w:cs="Times New Roman"/>
+          <w:sz w:val="24"/>
+          <w:szCs w:val="24"/>
+          <w:lang w:eastAsia="en-IN"/>
+        </w:rPr>
+        <w:t>ForeignKey</w:t>
+      </w:r>
+      <w:proofErr w:type="spellEnd"/>
+      <w:r>
+        <w:rPr>
+          <w:rFonts w:ascii="Times New Roman" w:eastAsia="Times New Roman" w:hAnsi="Times New Roman" w:cs="Times New Roman"/>
+          <w:sz w:val="24"/>
+          <w:szCs w:val="24"/>
+          <w:lang w:eastAsia="en-IN"/>
+        </w:rPr>
+        <w:t xml:space="preserve"> </w:t>
       </w:r>
     </w:p>
     <w:p>
@@ -6576,14 +6917,25 @@
           <w:lang w:eastAsia="en-IN"/>
         </w:rPr>
       </w:pPr>
-      <w:r>
-        <w:rPr>
-          <w:rFonts w:ascii="Times New Roman" w:eastAsia="Times New Roman" w:hAnsi="Times New Roman" w:cs="Times New Roman"/>
-          <w:sz w:val="24"/>
-          <w:szCs w:val="24"/>
-          <w:lang w:eastAsia="en-IN"/>
-        </w:rPr>
-        <w:t xml:space="preserve">APIView </w:t>
+      <w:proofErr w:type="spellStart"/>
+      <w:r>
+        <w:rPr>
+          <w:rFonts w:ascii="Times New Roman" w:eastAsia="Times New Roman" w:hAnsi="Times New Roman" w:cs="Times New Roman"/>
+          <w:sz w:val="24"/>
+          <w:szCs w:val="24"/>
+          <w:lang w:eastAsia="en-IN"/>
+        </w:rPr>
+        <w:t>APIView</w:t>
+      </w:r>
+      <w:proofErr w:type="spellEnd"/>
+      <w:r>
+        <w:rPr>
+          <w:rFonts w:ascii="Times New Roman" w:eastAsia="Times New Roman" w:hAnsi="Times New Roman" w:cs="Times New Roman"/>
+          <w:sz w:val="24"/>
+          <w:szCs w:val="24"/>
+          <w:lang w:eastAsia="en-IN"/>
+        </w:rPr>
+        <w:t xml:space="preserve"> </w:t>
       </w:r>
     </w:p>
     <w:p>
@@ -6648,14 +7000,25 @@
           <w:lang w:eastAsia="en-IN"/>
         </w:rPr>
       </w:pPr>
-      <w:r>
-        <w:rPr>
-          <w:rFonts w:ascii="Times New Roman" w:eastAsia="Times New Roman" w:hAnsi="Times New Roman" w:cs="Times New Roman"/>
-          <w:sz w:val="24"/>
-          <w:szCs w:val="24"/>
-          <w:lang w:eastAsia="en-IN"/>
-        </w:rPr>
-        <w:t xml:space="preserve">useEffect </w:t>
+      <w:proofErr w:type="spellStart"/>
+      <w:r>
+        <w:rPr>
+          <w:rFonts w:ascii="Times New Roman" w:eastAsia="Times New Roman" w:hAnsi="Times New Roman" w:cs="Times New Roman"/>
+          <w:sz w:val="24"/>
+          <w:szCs w:val="24"/>
+          <w:lang w:eastAsia="en-IN"/>
+        </w:rPr>
+        <w:t>useEffect</w:t>
+      </w:r>
+      <w:proofErr w:type="spellEnd"/>
+      <w:r>
+        <w:rPr>
+          <w:rFonts w:ascii="Times New Roman" w:eastAsia="Times New Roman" w:hAnsi="Times New Roman" w:cs="Times New Roman"/>
+          <w:sz w:val="24"/>
+          <w:szCs w:val="24"/>
+          <w:lang w:eastAsia="en-IN"/>
+        </w:rPr>
+        <w:t xml:space="preserve"> </w:t>
       </w:r>
     </w:p>
     <w:p>
@@ -6824,27 +7187,138 @@
           <w:szCs w:val="24"/>
           <w:lang w:eastAsia="en-IN"/>
         </w:rPr>
-        <w:t xml:space="preserve">no give me 50 list ques only but not dsa because i have not done yet youn no my level at same level give me ques chanes high or 100% asked ques </w:t>
-      </w:r>
-    </w:p>
-    <w:p>
-      <w:pPr>
-        <w:spacing w:before="100" w:beforeAutospacing="1" w:after="100" w:afterAutospacing="1" w:line="240" w:lineRule="auto"/>
-        <w:rPr>
-          <w:rFonts w:ascii="Times New Roman" w:eastAsia="Times New Roman" w:hAnsi="Times New Roman" w:cs="Times New Roman"/>
-          <w:sz w:val="24"/>
-          <w:szCs w:val="24"/>
-          <w:lang w:eastAsia="en-IN"/>
-        </w:rPr>
-      </w:pPr>
-      <w:r>
-        <w:rPr>
-          <w:rFonts w:ascii="Times New Roman" w:eastAsia="Times New Roman" w:hAnsi="Times New Roman" w:cs="Times New Roman"/>
-          <w:sz w:val="24"/>
-          <w:szCs w:val="24"/>
-          <w:lang w:eastAsia="en-IN"/>
-        </w:rPr>
-        <w:t xml:space="preserve">YES </w:t>
+        <w:t xml:space="preserve">no give me 50 list ques only but not </w:t>
+      </w:r>
+      <w:proofErr w:type="spellStart"/>
+      <w:r>
+        <w:rPr>
+          <w:rFonts w:ascii="Times New Roman" w:eastAsia="Times New Roman" w:hAnsi="Times New Roman" w:cs="Times New Roman"/>
+          <w:sz w:val="24"/>
+          <w:szCs w:val="24"/>
+          <w:lang w:eastAsia="en-IN"/>
+        </w:rPr>
+        <w:t>dsa</w:t>
+      </w:r>
+      <w:proofErr w:type="spellEnd"/>
+      <w:r>
+        <w:rPr>
+          <w:rFonts w:ascii="Times New Roman" w:eastAsia="Times New Roman" w:hAnsi="Times New Roman" w:cs="Times New Roman"/>
+          <w:sz w:val="24"/>
+          <w:szCs w:val="24"/>
+          <w:lang w:eastAsia="en-IN"/>
+        </w:rPr>
+        <w:t xml:space="preserve"> because </w:t>
+      </w:r>
+      <w:proofErr w:type="spellStart"/>
+      <w:r>
+        <w:rPr>
+          <w:rFonts w:ascii="Times New Roman" w:eastAsia="Times New Roman" w:hAnsi="Times New Roman" w:cs="Times New Roman"/>
+          <w:sz w:val="24"/>
+          <w:szCs w:val="24"/>
+          <w:lang w:eastAsia="en-IN"/>
+        </w:rPr>
+        <w:t>i</w:t>
+      </w:r>
+      <w:proofErr w:type="spellEnd"/>
+      <w:r>
+        <w:rPr>
+          <w:rFonts w:ascii="Times New Roman" w:eastAsia="Times New Roman" w:hAnsi="Times New Roman" w:cs="Times New Roman"/>
+          <w:sz w:val="24"/>
+          <w:szCs w:val="24"/>
+          <w:lang w:eastAsia="en-IN"/>
+        </w:rPr>
+        <w:t xml:space="preserve"> have not done yet </w:t>
+      </w:r>
+      <w:proofErr w:type="spellStart"/>
+      <w:r>
+        <w:rPr>
+          <w:rFonts w:ascii="Times New Roman" w:eastAsia="Times New Roman" w:hAnsi="Times New Roman" w:cs="Times New Roman"/>
+          <w:sz w:val="24"/>
+          <w:szCs w:val="24"/>
+          <w:lang w:eastAsia="en-IN"/>
+        </w:rPr>
+        <w:t>youn</w:t>
+      </w:r>
+      <w:proofErr w:type="spellEnd"/>
+      <w:r>
+        <w:rPr>
+          <w:rFonts w:ascii="Times New Roman" w:eastAsia="Times New Roman" w:hAnsi="Times New Roman" w:cs="Times New Roman"/>
+          <w:sz w:val="24"/>
+          <w:szCs w:val="24"/>
+          <w:lang w:eastAsia="en-IN"/>
+        </w:rPr>
+        <w:t xml:space="preserve"> no my level at same level </w:t>
+      </w:r>
+      <w:proofErr w:type="gramStart"/>
+      <w:r>
+        <w:rPr>
+          <w:rFonts w:ascii="Times New Roman" w:eastAsia="Times New Roman" w:hAnsi="Times New Roman" w:cs="Times New Roman"/>
+          <w:sz w:val="24"/>
+          <w:szCs w:val="24"/>
+          <w:lang w:eastAsia="en-IN"/>
+        </w:rPr>
+        <w:t>give</w:t>
+      </w:r>
+      <w:proofErr w:type="gramEnd"/>
+      <w:r>
+        <w:rPr>
+          <w:rFonts w:ascii="Times New Roman" w:eastAsia="Times New Roman" w:hAnsi="Times New Roman" w:cs="Times New Roman"/>
+          <w:sz w:val="24"/>
+          <w:szCs w:val="24"/>
+          <w:lang w:eastAsia="en-IN"/>
+        </w:rPr>
+        <w:t xml:space="preserve"> me ques </w:t>
+      </w:r>
+      <w:proofErr w:type="spellStart"/>
+      <w:r>
+        <w:rPr>
+          <w:rFonts w:ascii="Times New Roman" w:eastAsia="Times New Roman" w:hAnsi="Times New Roman" w:cs="Times New Roman"/>
+          <w:sz w:val="24"/>
+          <w:szCs w:val="24"/>
+          <w:lang w:eastAsia="en-IN"/>
+        </w:rPr>
+        <w:t>chanes</w:t>
+      </w:r>
+      <w:proofErr w:type="spellEnd"/>
+      <w:r>
+        <w:rPr>
+          <w:rFonts w:ascii="Times New Roman" w:eastAsia="Times New Roman" w:hAnsi="Times New Roman" w:cs="Times New Roman"/>
+          <w:sz w:val="24"/>
+          <w:szCs w:val="24"/>
+          <w:lang w:eastAsia="en-IN"/>
+        </w:rPr>
+        <w:t xml:space="preserve"> high or 100% asked ques </w:t>
+      </w:r>
+    </w:p>
+    <w:p>
+      <w:pPr>
+        <w:spacing w:before="100" w:beforeAutospacing="1" w:after="100" w:afterAutospacing="1" w:line="240" w:lineRule="auto"/>
+        <w:rPr>
+          <w:rFonts w:ascii="Times New Roman" w:eastAsia="Times New Roman" w:hAnsi="Times New Roman" w:cs="Times New Roman"/>
+          <w:sz w:val="24"/>
+          <w:szCs w:val="24"/>
+          <w:lang w:eastAsia="en-IN"/>
+        </w:rPr>
+      </w:pPr>
+      <w:proofErr w:type="gramStart"/>
+      <w:r>
+        <w:rPr>
+          <w:rFonts w:ascii="Times New Roman" w:eastAsia="Times New Roman" w:hAnsi="Times New Roman" w:cs="Times New Roman"/>
+          <w:sz w:val="24"/>
+          <w:szCs w:val="24"/>
+          <w:lang w:eastAsia="en-IN"/>
+        </w:rPr>
+        <w:t>YES</w:t>
+      </w:r>
+      <w:proofErr w:type="gramEnd"/>
+      <w:r>
+        <w:rPr>
+          <w:rFonts w:ascii="Times New Roman" w:eastAsia="Times New Roman" w:hAnsi="Times New Roman" w:cs="Times New Roman"/>
+          <w:sz w:val="24"/>
+          <w:szCs w:val="24"/>
+          <w:lang w:eastAsia="en-IN"/>
+        </w:rPr>
+        <w:t xml:space="preserve"> </w:t>
       </w:r>
       <w:r>
         <w:rPr>
@@ -6873,7 +7347,27 @@
           <w:szCs w:val="24"/>
           <w:lang w:eastAsia="en-IN"/>
         </w:rPr>
-        <w:t>Based on your current level (arrays, loops, digits, patterns, subarrays, no hashmap/sliding window yet), these are MUCH better for you.</w:t>
+        <w:t xml:space="preserve">Based on your current level (arrays, loops, digits, patterns, subarrays, no </w:t>
+      </w:r>
+      <w:proofErr w:type="spellStart"/>
+      <w:r>
+        <w:rPr>
+          <w:rFonts w:ascii="Times New Roman" w:eastAsia="Times New Roman" w:hAnsi="Times New Roman" w:cs="Times New Roman"/>
+          <w:sz w:val="24"/>
+          <w:szCs w:val="24"/>
+          <w:lang w:eastAsia="en-IN"/>
+        </w:rPr>
+        <w:t>hashmap</w:t>
+      </w:r>
+      <w:proofErr w:type="spellEnd"/>
+      <w:r>
+        <w:rPr>
+          <w:rFonts w:ascii="Times New Roman" w:eastAsia="Times New Roman" w:hAnsi="Times New Roman" w:cs="Times New Roman"/>
+          <w:sz w:val="24"/>
+          <w:szCs w:val="24"/>
+          <w:lang w:eastAsia="en-IN"/>
+        </w:rPr>
+        <w:t>/sliding window yet), these are MUCH better for you.</w:t>
       </w:r>
     </w:p>
     <w:p>
@@ -7623,7 +8117,27 @@
           <w:szCs w:val="24"/>
           <w:lang w:eastAsia="en-IN"/>
         </w:rPr>
-        <w:t xml:space="preserve">Arrange odd indexes greater than neighbors </w:t>
+        <w:t xml:space="preserve">Arrange odd indexes greater than </w:t>
+      </w:r>
+      <w:proofErr w:type="spellStart"/>
+      <w:r>
+        <w:rPr>
+          <w:rFonts w:ascii="Times New Roman" w:eastAsia="Times New Roman" w:hAnsi="Times New Roman" w:cs="Times New Roman"/>
+          <w:sz w:val="24"/>
+          <w:szCs w:val="24"/>
+          <w:lang w:eastAsia="en-IN"/>
+        </w:rPr>
+        <w:t>neighbors</w:t>
+      </w:r>
+      <w:proofErr w:type="spellEnd"/>
+      <w:r>
+        <w:rPr>
+          <w:rFonts w:ascii="Times New Roman" w:eastAsia="Times New Roman" w:hAnsi="Times New Roman" w:cs="Times New Roman"/>
+          <w:sz w:val="24"/>
+          <w:szCs w:val="24"/>
+          <w:lang w:eastAsia="en-IN"/>
+        </w:rPr>
+        <w:t xml:space="preserve"> </w:t>
       </w:r>
     </w:p>
     <w:p>
@@ -7647,7 +8161,27 @@
           <w:szCs w:val="24"/>
           <w:lang w:eastAsia="en-IN"/>
         </w:rPr>
-        <w:t xml:space="preserve">Arrange even indexes smaller than neighbors </w:t>
+        <w:t xml:space="preserve">Arrange even indexes smaller than </w:t>
+      </w:r>
+      <w:proofErr w:type="spellStart"/>
+      <w:r>
+        <w:rPr>
+          <w:rFonts w:ascii="Times New Roman" w:eastAsia="Times New Roman" w:hAnsi="Times New Roman" w:cs="Times New Roman"/>
+          <w:sz w:val="24"/>
+          <w:szCs w:val="24"/>
+          <w:lang w:eastAsia="en-IN"/>
+        </w:rPr>
+        <w:t>neighbors</w:t>
+      </w:r>
+      <w:proofErr w:type="spellEnd"/>
+      <w:r>
+        <w:rPr>
+          <w:rFonts w:ascii="Times New Roman" w:eastAsia="Times New Roman" w:hAnsi="Times New Roman" w:cs="Times New Roman"/>
+          <w:sz w:val="24"/>
+          <w:szCs w:val="24"/>
+          <w:lang w:eastAsia="en-IN"/>
+        </w:rPr>
+        <w:t xml:space="preserve"> </w:t>
       </w:r>
     </w:p>
     <w:p>
@@ -8340,7 +8874,27 @@
           <w:szCs w:val="24"/>
           <w:lang w:eastAsia="en-IN"/>
         </w:rPr>
-        <w:t xml:space="preserve">Replace every element with product of neighbors </w:t>
+        <w:t xml:space="preserve">Replace every element with product of </w:t>
+      </w:r>
+      <w:proofErr w:type="spellStart"/>
+      <w:r>
+        <w:rPr>
+          <w:rFonts w:ascii="Times New Roman" w:eastAsia="Times New Roman" w:hAnsi="Times New Roman" w:cs="Times New Roman"/>
+          <w:sz w:val="24"/>
+          <w:szCs w:val="24"/>
+          <w:lang w:eastAsia="en-IN"/>
+        </w:rPr>
+        <w:t>neighbors</w:t>
+      </w:r>
+      <w:proofErr w:type="spellEnd"/>
+      <w:r>
+        <w:rPr>
+          <w:rFonts w:ascii="Times New Roman" w:eastAsia="Times New Roman" w:hAnsi="Times New Roman" w:cs="Times New Roman"/>
+          <w:sz w:val="24"/>
+          <w:szCs w:val="24"/>
+          <w:lang w:eastAsia="en-IN"/>
+        </w:rPr>
+        <w:t xml:space="preserve"> </w:t>
       </w:r>
     </w:p>
     <w:p>
@@ -8733,7 +9287,27 @@
           <w:szCs w:val="24"/>
           <w:lang w:eastAsia="en-IN"/>
         </w:rPr>
-        <w:t xml:space="preserve">Product of neighbors </w:t>
+        <w:t xml:space="preserve">Product of </w:t>
+      </w:r>
+      <w:proofErr w:type="spellStart"/>
+      <w:r>
+        <w:rPr>
+          <w:rFonts w:ascii="Times New Roman" w:eastAsia="Times New Roman" w:hAnsi="Times New Roman" w:cs="Times New Roman"/>
+          <w:sz w:val="24"/>
+          <w:szCs w:val="24"/>
+          <w:lang w:eastAsia="en-IN"/>
+        </w:rPr>
+        <w:t>neighbors</w:t>
+      </w:r>
+      <w:proofErr w:type="spellEnd"/>
+      <w:r>
+        <w:rPr>
+          <w:rFonts w:ascii="Times New Roman" w:eastAsia="Times New Roman" w:hAnsi="Times New Roman" w:cs="Times New Roman"/>
+          <w:sz w:val="24"/>
+          <w:szCs w:val="24"/>
+          <w:lang w:eastAsia="en-IN"/>
+        </w:rPr>
+        <w:t xml:space="preserve"> </w:t>
       </w:r>
     </w:p>
     <w:p>
